--- a/docs/technical/ahgMuseumPlugin.docx
+++ b/docs/technical/ahgMuseumPlugin.docx
@@ -41,7 +41,7 @@
         <w:pStyle w:val="FirstParagraph"/>
       </w:pPr>
       <w:r>
-        <w:t xml:space="preserve">The Museum Plugin provides comprehensive museum object cataloguing following CCO (Cataloging Cultural Objects) and Spectrum 5.0 standards. It includes exhibition management, loan tracking, provenance documentation, condition assessments, and Getty vocabulary integration.</w:t>
+        <w:t xml:space="preserve">The Museum Plugin provides comprehensive museum object cataloguing following CCO (Cataloging Cultural Objects) and Collections Procedures standards. It includes exhibition management, loan tracking, provenance documentation, condition assessments, and Getty vocabulary integration.</w:t>
       </w:r>
     </w:p>
     <w:bookmarkEnd w:id="20"/>
@@ -132,445 +132,451 @@
     </w:p>
     <w:p>
       <w:pPr>
-        <w:pStyle w:val="SourceCode"/>
-      </w:pPr>
-      <w:r>
-        <w:rPr>
-          <w:rStyle w:val="VerbatimChar"/>
-        </w:rPr>
+        <w:pStyle w:val="FirstParagraph"/>
+      </w:pPr>
+      <w:r>
         <w:t xml:space="preserve">ahgMuseumPlugin/</w:t>
       </w:r>
       <w:r>
-        <w:br/>
-      </w:r>
-      <w:r>
-        <w:rPr>
-          <w:rStyle w:val="VerbatimChar"/>
-        </w:rPr>
-        <w:t xml:space="preserve">├── config/</w:t>
-      </w:r>
-      <w:r>
-        <w:br/>
-      </w:r>
-      <w:r>
-        <w:rPr>
-          <w:rStyle w:val="VerbatimChar"/>
-        </w:rPr>
-        <w:t xml:space="preserve">│   ├── ahgMuseumPluginConfiguration.class.php  # Plugin initialization &amp; routing</w:t>
-      </w:r>
-      <w:r>
-        <w:br/>
-      </w:r>
-      <w:r>
-        <w:rPr>
-          <w:rStyle w:val="VerbatimChar"/>
-        </w:rPr>
-        <w:t xml:space="preserve">│   ├── app.yml                                  # Plugin settings</w:t>
-      </w:r>
-      <w:r>
-        <w:br/>
-      </w:r>
-      <w:r>
-        <w:rPr>
-          <w:rStyle w:val="VerbatimChar"/>
-        </w:rPr>
-        <w:t xml:space="preserve">│   └── routing.yml                              # Route definitions (empty, see config class)</w:t>
-      </w:r>
-      <w:r>
-        <w:br/>
-      </w:r>
-      <w:r>
-        <w:rPr>
-          <w:rStyle w:val="VerbatimChar"/>
-        </w:rPr>
-        <w:t xml:space="preserve">├── data/</w:t>
-      </w:r>
-      <w:r>
-        <w:br/>
-      </w:r>
-      <w:r>
-        <w:rPr>
-          <w:rStyle w:val="VerbatimChar"/>
-        </w:rPr>
-        <w:t xml:space="preserve">│   ├── install.sql                              # Core museum tables</w:t>
-      </w:r>
-      <w:r>
-        <w:br/>
-      </w:r>
-      <w:r>
-        <w:rPr>
-          <w:rStyle w:val="VerbatimChar"/>
-        </w:rPr>
-        <w:t xml:space="preserve">│   ├── exhibition_schema.sql                    # Exhibition management tables</w:t>
-      </w:r>
-      <w:r>
-        <w:br/>
-      </w:r>
-      <w:r>
-        <w:rPr>
-          <w:rStyle w:val="VerbatimChar"/>
-        </w:rPr>
-        <w:t xml:space="preserve">│   └── cco_taxonomies.sql                       # CCO vocabulary terms</w:t>
-      </w:r>
-      <w:r>
-        <w:br/>
-      </w:r>
-      <w:r>
-        <w:rPr>
-          <w:rStyle w:val="VerbatimChar"/>
-        </w:rPr>
-        <w:t xml:space="preserve">├── lib/</w:t>
-      </w:r>
-      <w:r>
-        <w:br/>
-      </w:r>
-      <w:r>
-        <w:rPr>
-          <w:rStyle w:val="VerbatimChar"/>
-        </w:rPr>
-        <w:t xml:space="preserve">│   ├── Services/</w:t>
-      </w:r>
-      <w:r>
-        <w:br/>
-      </w:r>
-      <w:r>
-        <w:rPr>
-          <w:rStyle w:val="VerbatimChar"/>
-        </w:rPr>
-        <w:t xml:space="preserve">│   │   ├── Exhibition/</w:t>
-      </w:r>
-      <w:r>
-        <w:br/>
-      </w:r>
-      <w:r>
-        <w:rPr>
-          <w:rStyle w:val="VerbatimChar"/>
-        </w:rPr>
-        <w:t xml:space="preserve">│   │   │   └── ExhibitionService.php            # Exhibition CRUD &amp; operations</w:t>
-      </w:r>
-      <w:r>
-        <w:br/>
-      </w:r>
-      <w:r>
-        <w:rPr>
-          <w:rStyle w:val="VerbatimChar"/>
-        </w:rPr>
-        <w:t xml:space="preserve">│   │   ├── Workflow/</w:t>
-      </w:r>
-      <w:r>
-        <w:br/>
-      </w:r>
-      <w:r>
-        <w:rPr>
-          <w:rStyle w:val="VerbatimChar"/>
-        </w:rPr>
-        <w:t xml:space="preserve">│   │   │   ├── WorkflowEngine.php               # State machine engine</w:t>
-      </w:r>
-      <w:r>
-        <w:br/>
-      </w:r>
-      <w:r>
-        <w:rPr>
-          <w:rStyle w:val="VerbatimChar"/>
-        </w:rPr>
-        <w:t xml:space="preserve">│   │   │   ├── ExhibitionWorkflow.php           # Exhibition state machine</w:t>
-      </w:r>
-      <w:r>
-        <w:br/>
-      </w:r>
-      <w:r>
-        <w:rPr>
-          <w:rStyle w:val="VerbatimChar"/>
-        </w:rPr>
-        <w:t xml:space="preserve">│   │   │   ├── LoanOutWorkflow.php              # Loan out state machine</w:t>
-      </w:r>
-      <w:r>
-        <w:br/>
-      </w:r>
-      <w:r>
-        <w:rPr>
-          <w:rStyle w:val="VerbatimChar"/>
-        </w:rPr>
-        <w:t xml:space="preserve">│   │   │   ├── LoanInWorkflow.php               # Loan in state machine</w:t>
-      </w:r>
-      <w:r>
-        <w:br/>
-      </w:r>
-      <w:r>
-        <w:rPr>
-          <w:rStyle w:val="VerbatimChar"/>
-        </w:rPr>
-        <w:t xml:space="preserve">│   │   │   └── ObjectEntryWorkflow.php          # Object entry state machine</w:t>
-      </w:r>
-      <w:r>
-        <w:br/>
-      </w:r>
-      <w:r>
-        <w:rPr>
-          <w:rStyle w:val="VerbatimChar"/>
-        </w:rPr>
-        <w:t xml:space="preserve">│   │   ├── LoanService.php                      # Loan management</w:t>
-      </w:r>
-      <w:r>
-        <w:br/>
-      </w:r>
-      <w:r>
-        <w:rPr>
-          <w:rStyle w:val="VerbatimChar"/>
-        </w:rPr>
-        <w:t xml:space="preserve">│   │   ├── ConditionReportService.php           # Condition assessments</w:t>
-      </w:r>
-      <w:r>
-        <w:br/>
-      </w:r>
-      <w:r>
-        <w:rPr>
-          <w:rStyle w:val="VerbatimChar"/>
-        </w:rPr>
-        <w:t xml:space="preserve">│   │   ├── ProvenanceService.php                # Ownership history</w:t>
-      </w:r>
-      <w:r>
-        <w:br/>
-      </w:r>
-      <w:r>
-        <w:rPr>
-          <w:rStyle w:val="VerbatimChar"/>
-        </w:rPr>
-        <w:t xml:space="preserve">│   │   ├── MeasurementService.php               # Unit conversion</w:t>
-      </w:r>
-      <w:r>
-        <w:br/>
-      </w:r>
-      <w:r>
-        <w:rPr>
-          <w:rStyle w:val="VerbatimChar"/>
-        </w:rPr>
-        <w:t xml:space="preserve">│   │   ├── AatService.php                       # Getty AAT integration</w:t>
-      </w:r>
-      <w:r>
-        <w:br/>
-      </w:r>
-      <w:r>
-        <w:rPr>
-          <w:rStyle w:val="VerbatimChar"/>
-        </w:rPr>
-        <w:t xml:space="preserve">│   │   └── ObjectComparisonService.php          # Side-by-side comparison</w:t>
-      </w:r>
-      <w:r>
-        <w:br/>
-      </w:r>
-      <w:r>
-        <w:rPr>
-          <w:rStyle w:val="VerbatimChar"/>
-        </w:rPr>
-        <w:t xml:space="preserve">│   └── task/</w:t>
-      </w:r>
-      <w:r>
-        <w:br/>
-      </w:r>
-      <w:r>
-        <w:rPr>
-          <w:rStyle w:val="VerbatimChar"/>
-        </w:rPr>
-        <w:t xml:space="preserve">│       └── museumExhibitionTask.class.php       # CLI commands</w:t>
-      </w:r>
-      <w:r>
-        <w:br/>
-      </w:r>
-      <w:r>
-        <w:rPr>
-          <w:rStyle w:val="VerbatimChar"/>
-        </w:rPr>
-        <w:t xml:space="preserve">└── modules/</w:t>
-      </w:r>
-      <w:r>
-        <w:br/>
-      </w:r>
-      <w:r>
-        <w:rPr>
-          <w:rStyle w:val="VerbatimChar"/>
-        </w:rPr>
-        <w:t xml:space="preserve">    ├── ahgMuseumPlugin/                         # Main museum module</w:t>
-      </w:r>
-      <w:r>
-        <w:br/>
-      </w:r>
-      <w:r>
-        <w:rPr>
-          <w:rStyle w:val="VerbatimChar"/>
-        </w:rPr>
-        <w:t xml:space="preserve">    ├── cco/                                     # CCO cataloguing forms</w:t>
-      </w:r>
-      <w:r>
-        <w:br/>
-      </w:r>
-      <w:r>
-        <w:rPr>
-          <w:rStyle w:val="VerbatimChar"/>
-        </w:rPr>
-        <w:t xml:space="preserve">    ├── exhibition/                              # Exhibition management</w:t>
-      </w:r>
-      <w:r>
-        <w:br/>
-      </w:r>
-      <w:r>
-        <w:rPr>
-          <w:rStyle w:val="VerbatimChar"/>
-        </w:rPr>
-        <w:t xml:space="preserve">    │   ├── actions/</w:t>
-      </w:r>
-      <w:r>
-        <w:br/>
-      </w:r>
-      <w:r>
-        <w:rPr>
-          <w:rStyle w:val="VerbatimChar"/>
-        </w:rPr>
-        <w:t xml:space="preserve">    │   │   └── actions.class.php</w:t>
-      </w:r>
-      <w:r>
-        <w:br/>
-      </w:r>
-      <w:r>
-        <w:rPr>
-          <w:rStyle w:val="VerbatimChar"/>
-        </w:rPr>
-        <w:t xml:space="preserve">    │   └── templates/</w:t>
-      </w:r>
-      <w:r>
-        <w:br/>
-      </w:r>
-      <w:r>
-        <w:rPr>
-          <w:rStyle w:val="VerbatimChar"/>
-        </w:rPr>
-        <w:t xml:space="preserve">    │       ├── indexSuccess.php</w:t>
-      </w:r>
-      <w:r>
-        <w:br/>
-      </w:r>
-      <w:r>
-        <w:rPr>
-          <w:rStyle w:val="VerbatimChar"/>
-        </w:rPr>
-        <w:t xml:space="preserve">    │       ├── showSuccess.php</w:t>
-      </w:r>
-      <w:r>
-        <w:br/>
-      </w:r>
-      <w:r>
-        <w:rPr>
-          <w:rStyle w:val="VerbatimChar"/>
-        </w:rPr>
-        <w:t xml:space="preserve">    │       ├── addSuccess.php</w:t>
-      </w:r>
-      <w:r>
-        <w:br/>
-      </w:r>
-      <w:r>
-        <w:rPr>
-          <w:rStyle w:val="VerbatimChar"/>
-        </w:rPr>
-        <w:t xml:space="preserve">    │       ├── editSuccess.php -&gt; addSuccess.php</w:t>
-      </w:r>
-      <w:r>
-        <w:br/>
-      </w:r>
-      <w:r>
-        <w:rPr>
-          <w:rStyle w:val="VerbatimChar"/>
-        </w:rPr>
-        <w:t xml:space="preserve">    │       ├── dashboardSuccess.php</w:t>
-      </w:r>
-      <w:r>
-        <w:br/>
-      </w:r>
-      <w:r>
-        <w:rPr>
-          <w:rStyle w:val="VerbatimChar"/>
-        </w:rPr>
-        <w:t xml:space="preserve">    │       ├── objectsSuccess.php</w:t>
-      </w:r>
-      <w:r>
-        <w:br/>
-      </w:r>
-      <w:r>
-        <w:rPr>
-          <w:rStyle w:val="VerbatimChar"/>
-        </w:rPr>
-        <w:t xml:space="preserve">    │       ├── sectionsSuccess.php</w:t>
-      </w:r>
-      <w:r>
-        <w:br/>
-      </w:r>
-      <w:r>
-        <w:rPr>
-          <w:rStyle w:val="VerbatimChar"/>
-        </w:rPr>
-        <w:t xml:space="preserve">    │       ├── storylinesSuccess.php</w:t>
-      </w:r>
-      <w:r>
-        <w:br/>
-      </w:r>
-      <w:r>
-        <w:rPr>
-          <w:rStyle w:val="VerbatimChar"/>
-        </w:rPr>
-        <w:t xml:space="preserve">    │       ├── storylineSuccess.php</w:t>
-      </w:r>
-      <w:r>
-        <w:br/>
-      </w:r>
-      <w:r>
-        <w:rPr>
-          <w:rStyle w:val="VerbatimChar"/>
-        </w:rPr>
-        <w:t xml:space="preserve">    │       ├── eventsSuccess.php</w:t>
-      </w:r>
-      <w:r>
-        <w:br/>
-      </w:r>
-      <w:r>
-        <w:rPr>
-          <w:rStyle w:val="VerbatimChar"/>
-        </w:rPr>
-        <w:t xml:space="preserve">    │       ├── checklistsSuccess.php</w:t>
-      </w:r>
-      <w:r>
-        <w:br/>
-      </w:r>
-      <w:r>
-        <w:rPr>
-          <w:rStyle w:val="VerbatimChar"/>
-        </w:rPr>
-        <w:t xml:space="preserve">    │       └── objectListSuccess.php</w:t>
-      </w:r>
-      <w:r>
-        <w:br/>
-      </w:r>
-      <w:r>
-        <w:rPr>
-          <w:rStyle w:val="VerbatimChar"/>
-        </w:rPr>
-        <w:t xml:space="preserve">    ├── museumReports/                           # Reporting module</w:t>
-      </w:r>
-      <w:r>
-        <w:br/>
-      </w:r>
-      <w:r>
-        <w:rPr>
-          <w:rStyle w:val="VerbatimChar"/>
-        </w:rPr>
-        <w:t xml:space="preserve">    ├── cidoc/                                   # CIDOC-CRM export</w:t>
-      </w:r>
-      <w:r>
-        <w:br/>
-      </w:r>
-      <w:r>
-        <w:rPr>
-          <w:rStyle w:val="VerbatimChar"/>
-        </w:rPr>
-        <w:t xml:space="preserve">    └── api/                                     # API endpoints</w:t>
+        <w:t xml:space="preserve">config/</w:t>
+      </w:r>
+      <w:r>
+        <w:t xml:space="preserve">ahgMuseumPluginConfiguration.class.php</w:t>
+      </w:r>
+      <w:r>
+        <w:t xml:space="preserve">#</w:t>
+      </w:r>
+      <w:r>
+        <w:t xml:space="preserve">Plugin</w:t>
+      </w:r>
+      <w:r>
+        <w:t xml:space="preserve">initialization</w:t>
+      </w:r>
+      <w:r>
+        <w:t xml:space="preserve">&amp;</w:t>
+      </w:r>
+      <w:r>
+        <w:t xml:space="preserve">routing</w:t>
+      </w:r>
+      <w:r>
+        <w:t xml:space="preserve">app.yml</w:t>
+      </w:r>
+      <w:r>
+        <w:t xml:space="preserve">#</w:t>
+      </w:r>
+      <w:r>
+        <w:t xml:space="preserve">Plugin</w:t>
+      </w:r>
+      <w:r>
+        <w:t xml:space="preserve">settings</w:t>
+      </w:r>
+      <w:r>
+        <w:t xml:space="preserve">routing.yml</w:t>
+      </w:r>
+      <w:r>
+        <w:t xml:space="preserve">#</w:t>
+      </w:r>
+      <w:r>
+        <w:t xml:space="preserve">Route</w:t>
+      </w:r>
+      <w:r>
+        <w:t xml:space="preserve">definitions</w:t>
+      </w:r>
+      <w:r>
+        <w:t xml:space="preserve">(empty,</w:t>
+      </w:r>
+      <w:r>
+        <w:t xml:space="preserve">see</w:t>
+      </w:r>
+      <w:r>
+        <w:t xml:space="preserve">config</w:t>
+      </w:r>
+      <w:r>
+        <w:t xml:space="preserve">class)</w:t>
+      </w:r>
+      <w:r>
+        <w:t xml:space="preserve">data/</w:t>
+      </w:r>
+      <w:r>
+        <w:t xml:space="preserve">install.sql</w:t>
+      </w:r>
+      <w:r>
+        <w:t xml:space="preserve">#</w:t>
+      </w:r>
+      <w:r>
+        <w:t xml:space="preserve">Core</w:t>
+      </w:r>
+      <w:r>
+        <w:t xml:space="preserve">museum</w:t>
+      </w:r>
+      <w:r>
+        <w:t xml:space="preserve">tables</w:t>
+      </w:r>
+      <w:r>
+        <w:t xml:space="preserve">exhibition_schema.sql</w:t>
+      </w:r>
+      <w:r>
+        <w:t xml:space="preserve">#</w:t>
+      </w:r>
+      <w:r>
+        <w:t xml:space="preserve">Exhibition</w:t>
+      </w:r>
+      <w:r>
+        <w:t xml:space="preserve">management</w:t>
+      </w:r>
+      <w:r>
+        <w:t xml:space="preserve">tables</w:t>
+      </w:r>
+      <w:r>
+        <w:t xml:space="preserve">cco_taxonomies.sql</w:t>
+      </w:r>
+      <w:r>
+        <w:t xml:space="preserve">#</w:t>
+      </w:r>
+      <w:r>
+        <w:t xml:space="preserve">CCO</w:t>
+      </w:r>
+      <w:r>
+        <w:t xml:space="preserve">vocabulary</w:t>
+      </w:r>
+      <w:r>
+        <w:t xml:space="preserve">terms</w:t>
+      </w:r>
+      <w:r>
+        <w:t xml:space="preserve">lib/</w:t>
+      </w:r>
+      <w:r>
+        <w:t xml:space="preserve">Services/</w:t>
+      </w:r>
+      <w:r>
+        <w:t xml:space="preserve">Exhibition/</w:t>
+      </w:r>
+      <w:r>
+        <w:t xml:space="preserve">ExhibitionService.php</w:t>
+      </w:r>
+      <w:r>
+        <w:t xml:space="preserve">#</w:t>
+      </w:r>
+      <w:r>
+        <w:t xml:space="preserve">Exhibition</w:t>
+      </w:r>
+      <w:r>
+        <w:t xml:space="preserve">CRUD</w:t>
+      </w:r>
+      <w:r>
+        <w:t xml:space="preserve">&amp;</w:t>
+      </w:r>
+      <w:r>
+        <w:t xml:space="preserve">operations</w:t>
+      </w:r>
+      <w:r>
+        <w:t xml:space="preserve">Workflow/</w:t>
+      </w:r>
+      <w:r>
+        <w:t xml:space="preserve">WorkflowEngine.php</w:t>
+      </w:r>
+      <w:r>
+        <w:t xml:space="preserve">#</w:t>
+      </w:r>
+      <w:r>
+        <w:t xml:space="preserve">State</w:t>
+      </w:r>
+      <w:r>
+        <w:t xml:space="preserve">machine</w:t>
+      </w:r>
+      <w:r>
+        <w:t xml:space="preserve">engine</w:t>
+      </w:r>
+      <w:r>
+        <w:t xml:space="preserve">ExhibitionWorkflow.php</w:t>
+      </w:r>
+      <w:r>
+        <w:t xml:space="preserve">#</w:t>
+      </w:r>
+      <w:r>
+        <w:t xml:space="preserve">Exhibition</w:t>
+      </w:r>
+      <w:r>
+        <w:t xml:space="preserve">state</w:t>
+      </w:r>
+      <w:r>
+        <w:t xml:space="preserve">machine</w:t>
+      </w:r>
+      <w:r>
+        <w:t xml:space="preserve">LoanOutWorkflow.php</w:t>
+      </w:r>
+      <w:r>
+        <w:t xml:space="preserve">#</w:t>
+      </w:r>
+      <w:r>
+        <w:t xml:space="preserve">Loan</w:t>
+      </w:r>
+      <w:r>
+        <w:t xml:space="preserve">out</w:t>
+      </w:r>
+      <w:r>
+        <w:t xml:space="preserve">state</w:t>
+      </w:r>
+      <w:r>
+        <w:t xml:space="preserve">machine</w:t>
+      </w:r>
+      <w:r>
+        <w:t xml:space="preserve">LoanInWorkflow.php</w:t>
+      </w:r>
+      <w:r>
+        <w:t xml:space="preserve">#</w:t>
+      </w:r>
+      <w:r>
+        <w:t xml:space="preserve">Loan</w:t>
+      </w:r>
+      <w:r>
+        <w:t xml:space="preserve">in</w:t>
+      </w:r>
+      <w:r>
+        <w:t xml:space="preserve">state</w:t>
+      </w:r>
+      <w:r>
+        <w:t xml:space="preserve">machine</w:t>
+      </w:r>
+      <w:r>
+        <w:t xml:space="preserve">ObjectEntryWorkflow.php</w:t>
+      </w:r>
+      <w:r>
+        <w:t xml:space="preserve">#</w:t>
+      </w:r>
+      <w:r>
+        <w:t xml:space="preserve">Object</w:t>
+      </w:r>
+      <w:r>
+        <w:t xml:space="preserve">entry</w:t>
+      </w:r>
+      <w:r>
+        <w:t xml:space="preserve">state</w:t>
+      </w:r>
+      <w:r>
+        <w:t xml:space="preserve">machine</w:t>
+      </w:r>
+      <w:r>
+        <w:t xml:space="preserve">LoanService.php</w:t>
+      </w:r>
+      <w:r>
+        <w:t xml:space="preserve">#</w:t>
+      </w:r>
+      <w:r>
+        <w:t xml:space="preserve">Loan</w:t>
+      </w:r>
+      <w:r>
+        <w:t xml:space="preserve">management</w:t>
+      </w:r>
+      <w:r>
+        <w:t xml:space="preserve">ConditionReportService.php</w:t>
+      </w:r>
+      <w:r>
+        <w:t xml:space="preserve">#</w:t>
+      </w:r>
+      <w:r>
+        <w:t xml:space="preserve">Condition</w:t>
+      </w:r>
+      <w:r>
+        <w:t xml:space="preserve">assessments</w:t>
+      </w:r>
+      <w:r>
+        <w:t xml:space="preserve">ProvenanceService.php</w:t>
+      </w:r>
+      <w:r>
+        <w:t xml:space="preserve">#</w:t>
+      </w:r>
+      <w:r>
+        <w:t xml:space="preserve">Ownership</w:t>
+      </w:r>
+      <w:r>
+        <w:t xml:space="preserve">history</w:t>
+      </w:r>
+      <w:r>
+        <w:t xml:space="preserve">MeasurementService.php</w:t>
+      </w:r>
+      <w:r>
+        <w:t xml:space="preserve">#</w:t>
+      </w:r>
+      <w:r>
+        <w:t xml:space="preserve">Unit</w:t>
+      </w:r>
+      <w:r>
+        <w:t xml:space="preserve">conversion</w:t>
+      </w:r>
+      <w:r>
+        <w:t xml:space="preserve">AatService.php</w:t>
+      </w:r>
+      <w:r>
+        <w:t xml:space="preserve">#</w:t>
+      </w:r>
+      <w:r>
+        <w:t xml:space="preserve">Getty</w:t>
+      </w:r>
+      <w:r>
+        <w:t xml:space="preserve">AAT</w:t>
+      </w:r>
+      <w:r>
+        <w:t xml:space="preserve">integration</w:t>
+      </w:r>
+      <w:r>
+        <w:t xml:space="preserve">ObjectComparisonService.php</w:t>
+      </w:r>
+      <w:r>
+        <w:t xml:space="preserve">#</w:t>
+      </w:r>
+      <w:r>
+        <w:t xml:space="preserve">Side-by-side</w:t>
+      </w:r>
+      <w:r>
+        <w:t xml:space="preserve">comparison</w:t>
+      </w:r>
+      <w:r>
+        <w:t xml:space="preserve">task/</w:t>
+      </w:r>
+      <w:r>
+        <w:t xml:space="preserve">museumExhibitionTask.class.php</w:t>
+      </w:r>
+      <w:r>
+        <w:t xml:space="preserve">#</w:t>
+      </w:r>
+      <w:r>
+        <w:t xml:space="preserve">CLI</w:t>
+      </w:r>
+      <w:r>
+        <w:t xml:space="preserve">commands</w:t>
+      </w:r>
+      <w:r>
+        <w:t xml:space="preserve">modules/</w:t>
+      </w:r>
+      <w:r>
+        <w:t xml:space="preserve">ahgMuseumPlugin/</w:t>
+      </w:r>
+      <w:r>
+        <w:t xml:space="preserve">#</w:t>
+      </w:r>
+      <w:r>
+        <w:t xml:space="preserve">Main</w:t>
+      </w:r>
+      <w:r>
+        <w:t xml:space="preserve">museum</w:t>
+      </w:r>
+      <w:r>
+        <w:t xml:space="preserve">module</w:t>
+      </w:r>
+      <w:r>
+        <w:t xml:space="preserve">cco/</w:t>
+      </w:r>
+      <w:r>
+        <w:t xml:space="preserve">#</w:t>
+      </w:r>
+      <w:r>
+        <w:t xml:space="preserve">CCO</w:t>
+      </w:r>
+      <w:r>
+        <w:t xml:space="preserve">cataloguing</w:t>
+      </w:r>
+      <w:r>
+        <w:t xml:space="preserve">forms</w:t>
+      </w:r>
+      <w:r>
+        <w:t xml:space="preserve">exhibition/</w:t>
+      </w:r>
+      <w:r>
+        <w:t xml:space="preserve">#</w:t>
+      </w:r>
+      <w:r>
+        <w:t xml:space="preserve">Exhibition</w:t>
+      </w:r>
+      <w:r>
+        <w:t xml:space="preserve">management</w:t>
+      </w:r>
+      <w:r>
+        <w:t xml:space="preserve">actions/</w:t>
+      </w:r>
+      <w:r>
+        <w:t xml:space="preserve">actions.class.php</w:t>
+      </w:r>
+      <w:r>
+        <w:t xml:space="preserve">templates/</w:t>
+      </w:r>
+      <w:r>
+        <w:t xml:space="preserve">indexSuccess.php</w:t>
+      </w:r>
+      <w:r>
+        <w:t xml:space="preserve">showSuccess.php</w:t>
+      </w:r>
+      <w:r>
+        <w:t xml:space="preserve">addSuccess.php</w:t>
+      </w:r>
+      <w:r>
+        <w:t xml:space="preserve">editSuccess.php</w:t>
+      </w:r>
+      <w:r>
+        <w:t xml:space="preserve">-&gt;</w:t>
+      </w:r>
+      <w:r>
+        <w:t xml:space="preserve">addSuccess.php</w:t>
+      </w:r>
+      <w:r>
+        <w:t xml:space="preserve">dashboardSuccess.php</w:t>
+      </w:r>
+      <w:r>
+        <w:t xml:space="preserve">objectsSuccess.php</w:t>
+      </w:r>
+      <w:r>
+        <w:t xml:space="preserve">sectionsSuccess.php</w:t>
+      </w:r>
+      <w:r>
+        <w:t xml:space="preserve">storylinesSuccess.php</w:t>
+      </w:r>
+      <w:r>
+        <w:t xml:space="preserve">storylineSuccess.php</w:t>
+      </w:r>
+      <w:r>
+        <w:t xml:space="preserve">eventsSuccess.php</w:t>
+      </w:r>
+      <w:r>
+        <w:t xml:space="preserve">checklistsSuccess.php</w:t>
+      </w:r>
+      <w:r>
+        <w:t xml:space="preserve">objectListSuccess.php</w:t>
+      </w:r>
+      <w:r>
+        <w:t xml:space="preserve">museumReports/</w:t>
+      </w:r>
+      <w:r>
+        <w:t xml:space="preserve">#</w:t>
+      </w:r>
+      <w:r>
+        <w:t xml:space="preserve">Reporting</w:t>
+      </w:r>
+      <w:r>
+        <w:t xml:space="preserve">module</w:t>
+      </w:r>
+      <w:r>
+        <w:t xml:space="preserve">cidoc/</w:t>
+      </w:r>
+      <w:r>
+        <w:t xml:space="preserve">#</w:t>
+      </w:r>
+      <w:r>
+        <w:t xml:space="preserve">CIDOC-CRM</w:t>
+      </w:r>
+      <w:r>
+        <w:t xml:space="preserve">export</w:t>
+      </w:r>
+      <w:r>
+        <w:t xml:space="preserve">api/</w:t>
+      </w:r>
+      <w:r>
+        <w:t xml:space="preserve">#</w:t>
+      </w:r>
+      <w:r>
+        <w:t xml:space="preserve">API</w:t>
+      </w:r>
+      <w:r>
+        <w:t xml:space="preserve">endpoints</w:t>
       </w:r>
     </w:p>
     <w:bookmarkEnd w:id="22"/>
@@ -594,403 +600,157 @@
     </w:p>
     <w:p>
       <w:pPr>
-        <w:pStyle w:val="SourceCode"/>
-      </w:pPr>
-      <w:r>
-        <w:rPr>
-          <w:rStyle w:val="CommentTok"/>
-        </w:rPr>
-        <w:t xml:space="preserve">-- Museum object extensions (links to information_object)</w:t>
-      </w:r>
-      <w:r>
-        <w:br/>
-      </w:r>
-      <w:r>
-        <w:rPr>
-          <w:rStyle w:val="NormalTok"/>
-        </w:rPr>
+        <w:pStyle w:val="FirstParagraph"/>
+      </w:pPr>
+      <w:r>
+        <w:t xml:space="preserve">Museum</w:t>
+      </w:r>
+      <w:r>
+        <w:t xml:space="preserve">object</w:t>
+      </w:r>
+      <w:r>
+        <w:t xml:space="preserve">extensions</w:t>
+      </w:r>
+      <w:r>
+        <w:t xml:space="preserve">(links</w:t>
+      </w:r>
+      <w:r>
+        <w:t xml:space="preserve">to</w:t>
+      </w:r>
+      <w:r>
+        <w:t xml:space="preserve">information_object)</w:t>
+      </w:r>
+      <w:r>
         <w:t xml:space="preserve">museum_object</w:t>
       </w:r>
       <w:r>
-        <w:br/>
-      </w:r>
-      <w:r>
-        <w:rPr>
-          <w:rStyle w:val="NormalTok"/>
-        </w:rPr>
-        <w:t xml:space="preserve">├── </w:t>
-      </w:r>
-      <w:r>
-        <w:rPr>
-          <w:rStyle w:val="KeywordTok"/>
-        </w:rPr>
         <w:t xml:space="preserve">id</w:t>
       </w:r>
       <w:r>
-        <w:rPr>
-          <w:rStyle w:val="NormalTok"/>
-        </w:rPr>
-        <w:t xml:space="preserve"> (PK, FK </w:t>
-      </w:r>
-      <w:r>
-        <w:rPr>
-          <w:rStyle w:val="KeywordTok"/>
-        </w:rPr>
+        <w:t xml:space="preserve">(PK,</w:t>
+      </w:r>
+      <w:r>
+        <w:t xml:space="preserve">FK</w:t>
+      </w:r>
+      <w:r>
         <w:t xml:space="preserve">to</w:t>
       </w:r>
       <w:r>
-        <w:rPr>
-          <w:rStyle w:val="NormalTok"/>
-        </w:rPr>
-        <w:t xml:space="preserve"> </w:t>
-      </w:r>
-      <w:r>
-        <w:rPr>
-          <w:rStyle w:val="DataTypeTok"/>
-        </w:rPr>
-        <w:t xml:space="preserve">object</w:t>
-      </w:r>
-      <w:r>
-        <w:rPr>
-          <w:rStyle w:val="NormalTok"/>
-        </w:rPr>
-        <w:t xml:space="preserve">.</w:t>
-      </w:r>
-      <w:r>
-        <w:rPr>
-          <w:rStyle w:val="KeywordTok"/>
-        </w:rPr>
+        <w:t xml:space="preserve">object.id)</w:t>
+      </w:r>
+      <w:r>
+        <w:t xml:space="preserve">object_number</w:t>
+      </w:r>
+      <w:r>
+        <w:t xml:space="preserve">object_type</w:t>
+      </w:r>
+      <w:r>
+        <w:t xml:space="preserve">classification</w:t>
+      </w:r>
+      <w:r>
+        <w:t xml:space="preserve">culture</w:t>
+      </w:r>
+      <w:r>
+        <w:t xml:space="preserve">period</w:t>
+      </w:r>
+      <w:r>
+        <w:t xml:space="preserve">materials</w:t>
+      </w:r>
+      <w:r>
+        <w:t xml:space="preserve">techniques</w:t>
+      </w:r>
+      <w:r>
+        <w:t xml:space="preserve">dimensions_json</w:t>
+      </w:r>
+      <w:r>
+        <w:t xml:space="preserve">inscription</w:t>
+      </w:r>
+      <w:r>
+        <w:t xml:space="preserve">condition_summary</w:t>
+      </w:r>
+      <w:r>
+        <w:t xml:space="preserve">current_location_id</w:t>
+      </w:r>
+      <w:r>
+        <w:t xml:space="preserve">timestamps</w:t>
+      </w:r>
+      <w:r>
+        <w:t xml:space="preserve">Provenance</w:t>
+      </w:r>
+      <w:r>
+        <w:t xml:space="preserve">tracking</w:t>
+      </w:r>
+      <w:r>
+        <w:t xml:space="preserve">museum_provenance</w:t>
+      </w:r>
+      <w:r>
         <w:t xml:space="preserve">id</w:t>
       </w:r>
       <w:r>
-        <w:rPr>
-          <w:rStyle w:val="NormalTok"/>
-        </w:rPr>
-        <w:t xml:space="preserve">)</w:t>
-      </w:r>
-      <w:r>
-        <w:br/>
-      </w:r>
-      <w:r>
-        <w:rPr>
-          <w:rStyle w:val="NormalTok"/>
-        </w:rPr>
-        <w:t xml:space="preserve">├── object_number</w:t>
-      </w:r>
-      <w:r>
-        <w:br/>
-      </w:r>
-      <w:r>
-        <w:rPr>
-          <w:rStyle w:val="NormalTok"/>
-        </w:rPr>
-        <w:t xml:space="preserve">├── object_type</w:t>
-      </w:r>
-      <w:r>
-        <w:br/>
-      </w:r>
-      <w:r>
-        <w:rPr>
-          <w:rStyle w:val="NormalTok"/>
-        </w:rPr>
-        <w:t xml:space="preserve">├── classification</w:t>
-      </w:r>
-      <w:r>
-        <w:br/>
-      </w:r>
-      <w:r>
-        <w:rPr>
-          <w:rStyle w:val="NormalTok"/>
-        </w:rPr>
-        <w:t xml:space="preserve">├── culture</w:t>
-      </w:r>
-      <w:r>
-        <w:br/>
-      </w:r>
-      <w:r>
-        <w:rPr>
-          <w:rStyle w:val="NormalTok"/>
-        </w:rPr>
-        <w:t xml:space="preserve">├── period</w:t>
-      </w:r>
-      <w:r>
-        <w:br/>
-      </w:r>
-      <w:r>
-        <w:rPr>
-          <w:rStyle w:val="NormalTok"/>
-        </w:rPr>
-        <w:t xml:space="preserve">├── materials</w:t>
-      </w:r>
-      <w:r>
-        <w:br/>
-      </w:r>
-      <w:r>
-        <w:rPr>
-          <w:rStyle w:val="NormalTok"/>
-        </w:rPr>
-        <w:t xml:space="preserve">├── techniques</w:t>
-      </w:r>
-      <w:r>
-        <w:br/>
-      </w:r>
-      <w:r>
-        <w:rPr>
-          <w:rStyle w:val="NormalTok"/>
-        </w:rPr>
-        <w:t xml:space="preserve">├── dimensions_json</w:t>
-      </w:r>
-      <w:r>
-        <w:br/>
-      </w:r>
-      <w:r>
-        <w:rPr>
-          <w:rStyle w:val="NormalTok"/>
-        </w:rPr>
-        <w:t xml:space="preserve">├── inscription</w:t>
-      </w:r>
-      <w:r>
-        <w:br/>
-      </w:r>
-      <w:r>
-        <w:rPr>
-          <w:rStyle w:val="NormalTok"/>
-        </w:rPr>
-        <w:t xml:space="preserve">├── condition_summary</w:t>
-      </w:r>
-      <w:r>
-        <w:br/>
-      </w:r>
-      <w:r>
-        <w:rPr>
-          <w:rStyle w:val="NormalTok"/>
-        </w:rPr>
-        <w:t xml:space="preserve">├── current_location_id</w:t>
-      </w:r>
-      <w:r>
-        <w:br/>
-      </w:r>
-      <w:r>
-        <w:rPr>
-          <w:rStyle w:val="NormalTok"/>
-        </w:rPr>
-        <w:t xml:space="preserve">└── timestamps</w:t>
-      </w:r>
-      <w:r>
-        <w:br/>
-      </w:r>
-      <w:r>
-        <w:br/>
-      </w:r>
-      <w:r>
-        <w:rPr>
-          <w:rStyle w:val="CommentTok"/>
-        </w:rPr>
-        <w:t xml:space="preserve">-- Provenance tracking</w:t>
-      </w:r>
-      <w:r>
-        <w:br/>
-      </w:r>
-      <w:r>
-        <w:rPr>
-          <w:rStyle w:val="NormalTok"/>
-        </w:rPr>
-        <w:t xml:space="preserve">museum_provenance</w:t>
-      </w:r>
-      <w:r>
-        <w:br/>
-      </w:r>
-      <w:r>
-        <w:rPr>
-          <w:rStyle w:val="NormalTok"/>
-        </w:rPr>
-        <w:t xml:space="preserve">├── </w:t>
-      </w:r>
-      <w:r>
-        <w:rPr>
-          <w:rStyle w:val="KeywordTok"/>
-        </w:rPr>
+        <w:t xml:space="preserve">museum_object_id</w:t>
+      </w:r>
+      <w:r>
+        <w:t xml:space="preserve">(FK)</w:t>
+      </w:r>
+      <w:r>
+        <w:t xml:space="preserve">owner_name</w:t>
+      </w:r>
+      <w:r>
+        <w:t xml:space="preserve">owner_type</w:t>
+      </w:r>
+      <w:r>
+        <w:t xml:space="preserve">start_date</w:t>
+      </w:r>
+      <w:r>
+        <w:t xml:space="preserve">end_date</w:t>
+      </w:r>
+      <w:r>
+        <w:t xml:space="preserve">acquisition_method</w:t>
+      </w:r>
+      <w:r>
+        <w:t xml:space="preserve">documentation</w:t>
+      </w:r>
+      <w:r>
+        <w:t xml:space="preserve">is_verified</w:t>
+      </w:r>
+      <w:r>
+        <w:t xml:space="preserve">sequence_order</w:t>
+      </w:r>
+      <w:r>
+        <w:t xml:space="preserve">Condition</w:t>
+      </w:r>
+      <w:r>
+        <w:t xml:space="preserve">reports</w:t>
+      </w:r>
+      <w:r>
+        <w:t xml:space="preserve">museum_condition_report</w:t>
+      </w:r>
+      <w:r>
         <w:t xml:space="preserve">id</w:t>
       </w:r>
       <w:r>
-        <w:br/>
-      </w:r>
-      <w:r>
-        <w:rPr>
-          <w:rStyle w:val="NormalTok"/>
-        </w:rPr>
-        <w:t xml:space="preserve">├── museum_object_id (FK)</w:t>
-      </w:r>
-      <w:r>
-        <w:br/>
-      </w:r>
-      <w:r>
-        <w:rPr>
-          <w:rStyle w:val="NormalTok"/>
-        </w:rPr>
-        <w:t xml:space="preserve">├── owner_name</w:t>
-      </w:r>
-      <w:r>
-        <w:br/>
-      </w:r>
-      <w:r>
-        <w:rPr>
-          <w:rStyle w:val="NormalTok"/>
-        </w:rPr>
-        <w:t xml:space="preserve">├── owner_type</w:t>
-      </w:r>
-      <w:r>
-        <w:br/>
-      </w:r>
-      <w:r>
-        <w:rPr>
-          <w:rStyle w:val="NormalTok"/>
-        </w:rPr>
-        <w:t xml:space="preserve">├── start_date</w:t>
-      </w:r>
-      <w:r>
-        <w:br/>
-      </w:r>
-      <w:r>
-        <w:rPr>
-          <w:rStyle w:val="NormalTok"/>
-        </w:rPr>
-        <w:t xml:space="preserve">├── end_date</w:t>
-      </w:r>
-      <w:r>
-        <w:br/>
-      </w:r>
-      <w:r>
-        <w:rPr>
-          <w:rStyle w:val="NormalTok"/>
-        </w:rPr>
-        <w:t xml:space="preserve">├── acquisition_method</w:t>
-      </w:r>
-      <w:r>
-        <w:br/>
-      </w:r>
-      <w:r>
-        <w:rPr>
-          <w:rStyle w:val="NormalTok"/>
-        </w:rPr>
-        <w:t xml:space="preserve">├── documentation</w:t>
-      </w:r>
-      <w:r>
-        <w:br/>
-      </w:r>
-      <w:r>
-        <w:rPr>
-          <w:rStyle w:val="NormalTok"/>
-        </w:rPr>
-        <w:t xml:space="preserve">├── is_verified</w:t>
-      </w:r>
-      <w:r>
-        <w:br/>
-      </w:r>
-      <w:r>
-        <w:rPr>
-          <w:rStyle w:val="NormalTok"/>
-        </w:rPr>
-        <w:t xml:space="preserve">└── sequence_order</w:t>
-      </w:r>
-      <w:r>
-        <w:br/>
-      </w:r>
-      <w:r>
-        <w:br/>
-      </w:r>
-      <w:r>
-        <w:rPr>
-          <w:rStyle w:val="CommentTok"/>
-        </w:rPr>
-        <w:t xml:space="preserve">-- Condition reports</w:t>
-      </w:r>
-      <w:r>
-        <w:br/>
-      </w:r>
-      <w:r>
-        <w:rPr>
-          <w:rStyle w:val="NormalTok"/>
-        </w:rPr>
-        <w:t xml:space="preserve">museum_condition_report</w:t>
-      </w:r>
-      <w:r>
-        <w:br/>
-      </w:r>
-      <w:r>
-        <w:rPr>
-          <w:rStyle w:val="NormalTok"/>
-        </w:rPr>
-        <w:t xml:space="preserve">├── </w:t>
-      </w:r>
-      <w:r>
-        <w:rPr>
-          <w:rStyle w:val="KeywordTok"/>
-        </w:rPr>
-        <w:t xml:space="preserve">id</w:t>
-      </w:r>
-      <w:r>
-        <w:br/>
-      </w:r>
-      <w:r>
-        <w:rPr>
-          <w:rStyle w:val="NormalTok"/>
-        </w:rPr>
-        <w:t xml:space="preserve">├── museum_object_id (FK)</w:t>
-      </w:r>
-      <w:r>
-        <w:br/>
-      </w:r>
-      <w:r>
-        <w:rPr>
-          <w:rStyle w:val="NormalTok"/>
-        </w:rPr>
-        <w:t xml:space="preserve">├── overall_condition</w:t>
-      </w:r>
-      <w:r>
-        <w:br/>
-      </w:r>
-      <w:r>
-        <w:rPr>
-          <w:rStyle w:val="NormalTok"/>
-        </w:rPr>
-        <w:t xml:space="preserve">├── condition_details_json</w:t>
-      </w:r>
-      <w:r>
-        <w:br/>
-      </w:r>
-      <w:r>
-        <w:rPr>
-          <w:rStyle w:val="NormalTok"/>
-        </w:rPr>
-        <w:t xml:space="preserve">├── recommendations</w:t>
-      </w:r>
-      <w:r>
-        <w:br/>
-      </w:r>
-      <w:r>
-        <w:rPr>
-          <w:rStyle w:val="NormalTok"/>
-        </w:rPr>
-        <w:t xml:space="preserve">├── assessor_id</w:t>
-      </w:r>
-      <w:r>
-        <w:br/>
-      </w:r>
-      <w:r>
-        <w:rPr>
-          <w:rStyle w:val="NormalTok"/>
-        </w:rPr>
-        <w:t xml:space="preserve">├── assessment_date</w:t>
-      </w:r>
-      <w:r>
-        <w:br/>
-      </w:r>
-      <w:r>
-        <w:rPr>
-          <w:rStyle w:val="NormalTok"/>
-        </w:rPr>
-        <w:t xml:space="preserve">└── next_review_date</w:t>
+        <w:t xml:space="preserve">museum_object_id</w:t>
+      </w:r>
+      <w:r>
+        <w:t xml:space="preserve">(FK)</w:t>
+      </w:r>
+      <w:r>
+        <w:t xml:space="preserve">overall_condition</w:t>
+      </w:r>
+      <w:r>
+        <w:t xml:space="preserve">condition_details_json</w:t>
+      </w:r>
+      <w:r>
+        <w:t xml:space="preserve">recommendations</w:t>
+      </w:r>
+      <w:r>
+        <w:t xml:space="preserve">assessor_id</w:t>
+      </w:r>
+      <w:r>
+        <w:t xml:space="preserve">assessment_date</w:t>
+      </w:r>
+      <w:r>
+        <w:t xml:space="preserve">next_review_date</w:t>
       </w:r>
     </w:p>
     <w:bookmarkEnd w:id="23"/>
@@ -1005,267 +765,159 @@
     </w:p>
     <w:p>
       <w:pPr>
-        <w:pStyle w:val="SourceCode"/>
-      </w:pPr>
-      <w:r>
-        <w:rPr>
-          <w:rStyle w:val="CommentTok"/>
-        </w:rPr>
-        <w:t xml:space="preserve">-- Local cache of Getty AAT terms for instant autocomplete</w:t>
-      </w:r>
-      <w:r>
-        <w:br/>
-      </w:r>
-      <w:r>
-        <w:rPr>
-          <w:rStyle w:val="CommentTok"/>
-        </w:rPr>
-        <w:t xml:space="preserve">-- Populated via: php symfony museum:aat-sync</w:t>
-      </w:r>
-      <w:r>
-        <w:br/>
-      </w:r>
-      <w:r>
-        <w:rPr>
-          <w:rStyle w:val="NormalTok"/>
-        </w:rPr>
+        <w:pStyle w:val="FirstParagraph"/>
+      </w:pPr>
+      <w:r>
+        <w:t xml:space="preserve">Local</w:t>
+      </w:r>
+      <w:r>
+        <w:t xml:space="preserve">cache</w:t>
+      </w:r>
+      <w:r>
+        <w:t xml:space="preserve">of</w:t>
+      </w:r>
+      <w:r>
+        <w:t xml:space="preserve">Getty</w:t>
+      </w:r>
+      <w:r>
+        <w:t xml:space="preserve">AAT</w:t>
+      </w:r>
+      <w:r>
+        <w:t xml:space="preserve">terms</w:t>
+      </w:r>
+      <w:r>
+        <w:t xml:space="preserve">for</w:t>
+      </w:r>
+      <w:r>
+        <w:t xml:space="preserve">instant</w:t>
+      </w:r>
+      <w:r>
+        <w:t xml:space="preserve">autocomplete</w:t>
+      </w:r>
+      <w:r>
+        <w:t xml:space="preserve">Populated</w:t>
+      </w:r>
+      <w:r>
+        <w:t xml:space="preserve">via:</w:t>
+      </w:r>
+      <w:r>
+        <w:t xml:space="preserve">php</w:t>
+      </w:r>
+      <w:r>
+        <w:t xml:space="preserve">symfony</w:t>
+      </w:r>
+      <w:r>
+        <w:t xml:space="preserve">museum:aat-sync</w:t>
+      </w:r>
+      <w:r>
         <w:t xml:space="preserve">getty_aat_cache</w:t>
       </w:r>
       <w:r>
-        <w:br/>
-      </w:r>
-      <w:r>
-        <w:rPr>
-          <w:rStyle w:val="NormalTok"/>
-        </w:rPr>
-        <w:t xml:space="preserve">├── </w:t>
-      </w:r>
-      <w:r>
-        <w:rPr>
-          <w:rStyle w:val="KeywordTok"/>
-        </w:rPr>
         <w:t xml:space="preserve">id</w:t>
       </w:r>
       <w:r>
-        <w:rPr>
-          <w:rStyle w:val="NormalTok"/>
-        </w:rPr>
-        <w:t xml:space="preserve"> (PK, auto</w:t>
-      </w:r>
-      <w:r>
-        <w:rPr>
-          <w:rStyle w:val="OperatorTok"/>
-        </w:rPr>
-        <w:t xml:space="preserve">-</w:t>
-      </w:r>
-      <w:r>
-        <w:rPr>
-          <w:rStyle w:val="KeywordTok"/>
-        </w:rPr>
-        <w:t xml:space="preserve">increment</w:t>
-      </w:r>
-      <w:r>
-        <w:rPr>
-          <w:rStyle w:val="NormalTok"/>
-        </w:rPr>
-        <w:t xml:space="preserve">)</w:t>
-      </w:r>
-      <w:r>
-        <w:br/>
-      </w:r>
-      <w:r>
-        <w:rPr>
-          <w:rStyle w:val="NormalTok"/>
-        </w:rPr>
-        <w:t xml:space="preserve">├── aat_id (</w:t>
-      </w:r>
-      <w:r>
-        <w:rPr>
-          <w:rStyle w:val="KeywordTok"/>
-        </w:rPr>
-        <w:t xml:space="preserve">UNIQUE</w:t>
-      </w:r>
-      <w:r>
-        <w:rPr>
-          <w:rStyle w:val="NormalTok"/>
-        </w:rPr>
-        <w:t xml:space="preserve">, e.g. </w:t>
-      </w:r>
-      <w:r>
-        <w:rPr>
-          <w:rStyle w:val="StringTok"/>
-        </w:rPr>
-        <w:t xml:space="preserve">'300033618'</w:t>
-      </w:r>
-      <w:r>
-        <w:rPr>
-          <w:rStyle w:val="NormalTok"/>
-        </w:rPr>
-        <w:t xml:space="preserve">)</w:t>
-      </w:r>
-      <w:r>
-        <w:br/>
-      </w:r>
-      <w:r>
-        <w:rPr>
-          <w:rStyle w:val="NormalTok"/>
-        </w:rPr>
-        <w:t xml:space="preserve">├── uri (</w:t>
-      </w:r>
-      <w:r>
-        <w:rPr>
-          <w:rStyle w:val="KeywordTok"/>
-        </w:rPr>
-        <w:t xml:space="preserve">full</w:t>
-      </w:r>
-      <w:r>
-        <w:rPr>
-          <w:rStyle w:val="NormalTok"/>
-        </w:rPr>
-        <w:t xml:space="preserve"> Getty URI)</w:t>
-      </w:r>
-      <w:r>
-        <w:br/>
-      </w:r>
-      <w:r>
-        <w:rPr>
-          <w:rStyle w:val="NormalTok"/>
-        </w:rPr>
-        <w:t xml:space="preserve">├── pref_label (English preferred </w:t>
-      </w:r>
-      <w:r>
-        <w:rPr>
-          <w:rStyle w:val="KeywordTok"/>
-        </w:rPr>
-        <w:t xml:space="preserve">label</w:t>
-      </w:r>
-      <w:r>
-        <w:rPr>
-          <w:rStyle w:val="NormalTok"/>
-        </w:rPr>
-        <w:t xml:space="preserve">)</w:t>
-      </w:r>
-      <w:r>
-        <w:br/>
-      </w:r>
-      <w:r>
-        <w:rPr>
-          <w:rStyle w:val="NormalTok"/>
-        </w:rPr>
-        <w:t xml:space="preserve">├── scope_note (definition text)</w:t>
-      </w:r>
-      <w:r>
-        <w:br/>
-      </w:r>
-      <w:r>
-        <w:rPr>
-          <w:rStyle w:val="NormalTok"/>
-        </w:rPr>
-        <w:t xml:space="preserve">├── broader_label (</w:t>
-      </w:r>
-      <w:r>
-        <w:rPr>
-          <w:rStyle w:val="KeywordTok"/>
-        </w:rPr>
-        <w:t xml:space="preserve">parent</w:t>
-      </w:r>
-      <w:r>
-        <w:rPr>
-          <w:rStyle w:val="NormalTok"/>
-        </w:rPr>
-        <w:t xml:space="preserve"> term </w:t>
-      </w:r>
-      <w:r>
-        <w:rPr>
-          <w:rStyle w:val="KeywordTok"/>
-        </w:rPr>
-        <w:t xml:space="preserve">label</w:t>
-      </w:r>
-      <w:r>
-        <w:rPr>
-          <w:rStyle w:val="NormalTok"/>
-        </w:rPr>
-        <w:t xml:space="preserve">)</w:t>
-      </w:r>
-      <w:r>
-        <w:br/>
-      </w:r>
-      <w:r>
-        <w:rPr>
-          <w:rStyle w:val="NormalTok"/>
-        </w:rPr>
-        <w:t xml:space="preserve">├── broader_id (</w:t>
-      </w:r>
-      <w:r>
-        <w:rPr>
-          <w:rStyle w:val="KeywordTok"/>
-        </w:rPr>
-        <w:t xml:space="preserve">parent</w:t>
-      </w:r>
-      <w:r>
-        <w:rPr>
-          <w:rStyle w:val="NormalTok"/>
-        </w:rPr>
-        <w:t xml:space="preserve"> AAT </w:t>
-      </w:r>
-      <w:r>
-        <w:rPr>
-          <w:rStyle w:val="KeywordTok"/>
-        </w:rPr>
-        <w:t xml:space="preserve">ID</w:t>
-      </w:r>
-      <w:r>
-        <w:rPr>
-          <w:rStyle w:val="NormalTok"/>
-        </w:rPr>
-        <w:t xml:space="preserve">)</w:t>
-      </w:r>
-      <w:r>
-        <w:br/>
-      </w:r>
-      <w:r>
-        <w:rPr>
-          <w:rStyle w:val="NormalTok"/>
-        </w:rPr>
-        <w:t xml:space="preserve">├── </w:t>
-      </w:r>
-      <w:r>
-        <w:rPr>
-          <w:rStyle w:val="KeywordTok"/>
-        </w:rPr>
+        <w:t xml:space="preserve">(PK,</w:t>
+      </w:r>
+      <w:r>
+        <w:t xml:space="preserve">auto-increment)</w:t>
+      </w:r>
+      <w:r>
+        <w:t xml:space="preserve">aat_id</w:t>
+      </w:r>
+      <w:r>
+        <w:t xml:space="preserve">(UNIQUE,</w:t>
+      </w:r>
+      <w:r>
+        <w:t xml:space="preserve">e.g.</w:t>
+      </w:r>
+      <w:r>
+        <w:t xml:space="preserve">'300033618')</w:t>
+      </w:r>
+      <w:r>
+        <w:t xml:space="preserve">uri</w:t>
+      </w:r>
+      <w:r>
+        <w:t xml:space="preserve">(full</w:t>
+      </w:r>
+      <w:r>
+        <w:t xml:space="preserve">Getty</w:t>
+      </w:r>
+      <w:r>
+        <w:t xml:space="preserve">URI)</w:t>
+      </w:r>
+      <w:r>
+        <w:t xml:space="preserve">pref_label</w:t>
+      </w:r>
+      <w:r>
+        <w:t xml:space="preserve">(English</w:t>
+      </w:r>
+      <w:r>
+        <w:t xml:space="preserve">preferred</w:t>
+      </w:r>
+      <w:r>
+        <w:t xml:space="preserve">label)</w:t>
+      </w:r>
+      <w:r>
+        <w:t xml:space="preserve">scope_note</w:t>
+      </w:r>
+      <w:r>
+        <w:t xml:space="preserve">(definition</w:t>
+      </w:r>
+      <w:r>
+        <w:t xml:space="preserve">text)</w:t>
+      </w:r>
+      <w:r>
+        <w:t xml:space="preserve">broader_label</w:t>
+      </w:r>
+      <w:r>
+        <w:t xml:space="preserve">(parent</w:t>
+      </w:r>
+      <w:r>
+        <w:t xml:space="preserve">term</w:t>
+      </w:r>
+      <w:r>
+        <w:t xml:space="preserve">label)</w:t>
+      </w:r>
+      <w:r>
+        <w:t xml:space="preserve">broader_id</w:t>
+      </w:r>
+      <w:r>
+        <w:t xml:space="preserve">(parent</w:t>
+      </w:r>
+      <w:r>
+        <w:t xml:space="preserve">AAT</w:t>
+      </w:r>
+      <w:r>
+        <w:t xml:space="preserve">ID)</w:t>
+      </w:r>
+      <w:r>
         <w:t xml:space="preserve">category</w:t>
       </w:r>
       <w:r>
-        <w:rPr>
-          <w:rStyle w:val="NormalTok"/>
-        </w:rPr>
-        <w:t xml:space="preserve"> (object_types|materials|techniques|styles_periods|general)</w:t>
-      </w:r>
-      <w:r>
-        <w:br/>
-      </w:r>
-      <w:r>
-        <w:rPr>
-          <w:rStyle w:val="NormalTok"/>
-        </w:rPr>
-        <w:t xml:space="preserve">└── synced_at (</w:t>
-      </w:r>
-      <w:r>
-        <w:rPr>
-          <w:rStyle w:val="DataTypeTok"/>
-        </w:rPr>
-        <w:t xml:space="preserve">timestamp</w:t>
-      </w:r>
-      <w:r>
-        <w:rPr>
-          <w:rStyle w:val="NormalTok"/>
-        </w:rPr>
-        <w:t xml:space="preserve">)</w:t>
+        <w:t xml:space="preserve">(object_types</w:t>
+      </w:r>
+      <w:r>
+        <w:t xml:space="preserve">materials</w:t>
+      </w:r>
+      <w:r>
+        <w:t xml:space="preserve">techniques</w:t>
+      </w:r>
+      <w:r>
+        <w:t xml:space="preserve">styles_periods</w:t>
+      </w:r>
+      <w:r>
+        <w:t xml:space="preserve">general)</w:t>
+      </w:r>
+      <w:r>
+        <w:t xml:space="preserve">synced_at</w:t>
+      </w:r>
+      <w:r>
+        <w:t xml:space="preserve">(timestamp)</w:t>
       </w:r>
     </w:p>
     <w:p>
       <w:pPr>
-        <w:pStyle w:val="FirstParagraph"/>
+        <w:pStyle w:val="BodyText"/>
       </w:pPr>
       <w:r>
         <w:t xml:space="preserve">The autocomplete endpoint (</w:t>
@@ -1292,1939 +944,595 @@
     </w:p>
     <w:p>
       <w:pPr>
-        <w:pStyle w:val="SourceCode"/>
-      </w:pPr>
-      <w:r>
-        <w:rPr>
-          <w:rStyle w:val="CommentTok"/>
-        </w:rPr>
-        <w:t xml:space="preserve">-- Main exhibition record</w:t>
-      </w:r>
-      <w:r>
-        <w:br/>
-      </w:r>
-      <w:r>
-        <w:rPr>
-          <w:rStyle w:val="NormalTok"/>
-        </w:rPr>
+        <w:pStyle w:val="FirstParagraph"/>
+      </w:pPr>
+      <w:r>
+        <w:t xml:space="preserve">Main</w:t>
+      </w:r>
+      <w:r>
         <w:t xml:space="preserve">exhibition</w:t>
       </w:r>
       <w:r>
-        <w:br/>
-      </w:r>
-      <w:r>
-        <w:rPr>
-          <w:rStyle w:val="NormalTok"/>
-        </w:rPr>
-        <w:t xml:space="preserve">├── </w:t>
-      </w:r>
-      <w:r>
-        <w:rPr>
-          <w:rStyle w:val="KeywordTok"/>
-        </w:rPr>
+        <w:t xml:space="preserve">record</w:t>
+      </w:r>
+      <w:r>
+        <w:t xml:space="preserve">exhibition</w:t>
+      </w:r>
+      <w:r>
         <w:t xml:space="preserve">id</w:t>
       </w:r>
       <w:r>
-        <w:rPr>
-          <w:rStyle w:val="NormalTok"/>
-        </w:rPr>
-        <w:t xml:space="preserve"> (PK)</w:t>
-      </w:r>
-      <w:r>
-        <w:br/>
-      </w:r>
-      <w:r>
-        <w:rPr>
-          <w:rStyle w:val="NormalTok"/>
-        </w:rPr>
-        <w:t xml:space="preserve">├── title</w:t>
-      </w:r>
-      <w:r>
-        <w:br/>
-      </w:r>
-      <w:r>
-        <w:rPr>
-          <w:rStyle w:val="NormalTok"/>
-        </w:rPr>
-        <w:t xml:space="preserve">├── subtitle</w:t>
-      </w:r>
-      <w:r>
-        <w:br/>
-      </w:r>
-      <w:r>
-        <w:rPr>
-          <w:rStyle w:val="NormalTok"/>
-        </w:rPr>
-        <w:t xml:space="preserve">├── description</w:t>
-      </w:r>
-      <w:r>
-        <w:br/>
-      </w:r>
-      <w:r>
-        <w:rPr>
-          <w:rStyle w:val="NormalTok"/>
-        </w:rPr>
-        <w:t xml:space="preserve">├── theme</w:t>
-      </w:r>
-      <w:r>
-        <w:br/>
-      </w:r>
-      <w:r>
-        <w:rPr>
-          <w:rStyle w:val="NormalTok"/>
-        </w:rPr>
-        <w:t xml:space="preserve">├── exhibition_type (</w:t>
-      </w:r>
-      <w:r>
-        <w:rPr>
-          <w:rStyle w:val="KeywordTok"/>
-        </w:rPr>
-        <w:t xml:space="preserve">permanent</w:t>
-      </w:r>
-      <w:r>
-        <w:rPr>
-          <w:rStyle w:val="OperatorTok"/>
-        </w:rPr>
-        <w:t xml:space="preserve">/</w:t>
-      </w:r>
-      <w:r>
-        <w:rPr>
-          <w:rStyle w:val="KeywordTok"/>
-        </w:rPr>
-        <w:t xml:space="preserve">temporary</w:t>
-      </w:r>
-      <w:r>
-        <w:rPr>
-          <w:rStyle w:val="OperatorTok"/>
-        </w:rPr>
-        <w:t xml:space="preserve">/</w:t>
-      </w:r>
-      <w:r>
-        <w:rPr>
-          <w:rStyle w:val="NormalTok"/>
-        </w:rPr>
-        <w:t xml:space="preserve">traveling</w:t>
-      </w:r>
-      <w:r>
-        <w:rPr>
-          <w:rStyle w:val="OperatorTok"/>
-        </w:rPr>
-        <w:t xml:space="preserve">/</w:t>
-      </w:r>
-      <w:r>
-        <w:rPr>
-          <w:rStyle w:val="KeywordTok"/>
-        </w:rPr>
-        <w:t xml:space="preserve">online</w:t>
-      </w:r>
-      <w:r>
-        <w:rPr>
-          <w:rStyle w:val="OperatorTok"/>
-        </w:rPr>
-        <w:t xml:space="preserve">/</w:t>
-      </w:r>
-      <w:r>
-        <w:rPr>
-          <w:rStyle w:val="NormalTok"/>
-        </w:rPr>
-        <w:t xml:space="preserve">pop_up)</w:t>
-      </w:r>
-      <w:r>
-        <w:br/>
-      </w:r>
-      <w:r>
-        <w:rPr>
-          <w:rStyle w:val="NormalTok"/>
-        </w:rPr>
-        <w:t xml:space="preserve">├── status (concept</w:t>
-      </w:r>
-      <w:r>
-        <w:rPr>
-          <w:rStyle w:val="OperatorTok"/>
-        </w:rPr>
-        <w:t xml:space="preserve">/</w:t>
-      </w:r>
-      <w:r>
-        <w:rPr>
-          <w:rStyle w:val="NormalTok"/>
-        </w:rPr>
-        <w:t xml:space="preserve">planning</w:t>
-      </w:r>
-      <w:r>
-        <w:rPr>
-          <w:rStyle w:val="OperatorTok"/>
-        </w:rPr>
-        <w:t xml:space="preserve">/</w:t>
-      </w:r>
-      <w:r>
-        <w:rPr>
-          <w:rStyle w:val="NormalTok"/>
-        </w:rPr>
-        <w:t xml:space="preserve">preparation</w:t>
-      </w:r>
-      <w:r>
-        <w:rPr>
-          <w:rStyle w:val="OperatorTok"/>
-        </w:rPr>
-        <w:t xml:space="preserve">/</w:t>
-      </w:r>
-      <w:r>
-        <w:rPr>
-          <w:rStyle w:val="NormalTok"/>
-        </w:rPr>
-        <w:t xml:space="preserve">installation</w:t>
-      </w:r>
-      <w:r>
-        <w:rPr>
-          <w:rStyle w:val="OperatorTok"/>
-        </w:rPr>
-        <w:t xml:space="preserve">/</w:t>
-      </w:r>
-      <w:r>
-        <w:rPr>
-          <w:rStyle w:val="KeywordTok"/>
-        </w:rPr>
-        <w:t xml:space="preserve">open</w:t>
-      </w:r>
-      <w:r>
-        <w:rPr>
-          <w:rStyle w:val="OperatorTok"/>
-        </w:rPr>
-        <w:t xml:space="preserve">/</w:t>
-      </w:r>
-      <w:r>
-        <w:rPr>
-          <w:rStyle w:val="NormalTok"/>
-        </w:rPr>
-        <w:t xml:space="preserve">closing</w:t>
-      </w:r>
-      <w:r>
-        <w:rPr>
-          <w:rStyle w:val="OperatorTok"/>
-        </w:rPr>
-        <w:t xml:space="preserve">/</w:t>
-      </w:r>
-      <w:r>
-        <w:rPr>
-          <w:rStyle w:val="NormalTok"/>
-        </w:rPr>
-        <w:t xml:space="preserve">closed</w:t>
-      </w:r>
-      <w:r>
-        <w:rPr>
-          <w:rStyle w:val="OperatorTok"/>
-        </w:rPr>
-        <w:t xml:space="preserve">/</w:t>
-      </w:r>
-      <w:r>
-        <w:rPr>
-          <w:rStyle w:val="NormalTok"/>
-        </w:rPr>
-        <w:t xml:space="preserve">archived</w:t>
-      </w:r>
-      <w:r>
-        <w:rPr>
-          <w:rStyle w:val="OperatorTok"/>
-        </w:rPr>
-        <w:t xml:space="preserve">/</w:t>
-      </w:r>
-      <w:r>
-        <w:rPr>
-          <w:rStyle w:val="NormalTok"/>
-        </w:rPr>
-        <w:t xml:space="preserve">canceled)</w:t>
-      </w:r>
-      <w:r>
-        <w:br/>
-      </w:r>
-      <w:r>
-        <w:rPr>
-          <w:rStyle w:val="NormalTok"/>
-        </w:rPr>
-        <w:t xml:space="preserve">├── opening_date</w:t>
-      </w:r>
-      <w:r>
-        <w:br/>
-      </w:r>
-      <w:r>
-        <w:rPr>
-          <w:rStyle w:val="NormalTok"/>
-        </w:rPr>
-        <w:t xml:space="preserve">├── closing_date</w:t>
-      </w:r>
-      <w:r>
-        <w:br/>
-      </w:r>
-      <w:r>
-        <w:rPr>
-          <w:rStyle w:val="NormalTok"/>
-        </w:rPr>
-        <w:t xml:space="preserve">├── venue_id (FK)</w:t>
-      </w:r>
-      <w:r>
-        <w:br/>
-      </w:r>
-      <w:r>
-        <w:rPr>
-          <w:rStyle w:val="NormalTok"/>
-        </w:rPr>
-        <w:t xml:space="preserve">├── venue_name</w:t>
-      </w:r>
-      <w:r>
-        <w:br/>
-      </w:r>
-      <w:r>
-        <w:rPr>
-          <w:rStyle w:val="NormalTok"/>
-        </w:rPr>
-        <w:t xml:space="preserve">├── curator_id (FK)</w:t>
-      </w:r>
-      <w:r>
-        <w:br/>
-      </w:r>
-      <w:r>
-        <w:rPr>
-          <w:rStyle w:val="NormalTok"/>
-        </w:rPr>
-        <w:t xml:space="preserve">├── curator_name</w:t>
-      </w:r>
-      <w:r>
-        <w:br/>
-      </w:r>
-      <w:r>
-        <w:rPr>
-          <w:rStyle w:val="NormalTok"/>
-        </w:rPr>
-        <w:t xml:space="preserve">├── organized_by</w:t>
-      </w:r>
-      <w:r>
-        <w:br/>
-      </w:r>
-      <w:r>
-        <w:rPr>
-          <w:rStyle w:val="NormalTok"/>
-        </w:rPr>
-        <w:t xml:space="preserve">├── budget_amount</w:t>
-      </w:r>
-      <w:r>
-        <w:br/>
-      </w:r>
-      <w:r>
-        <w:rPr>
-          <w:rStyle w:val="NormalTok"/>
-        </w:rPr>
-        <w:t xml:space="preserve">├── budget_currency</w:t>
-      </w:r>
-      <w:r>
-        <w:br/>
-      </w:r>
-      <w:r>
-        <w:rPr>
-          <w:rStyle w:val="NormalTok"/>
-        </w:rPr>
-        <w:t xml:space="preserve">├── expected_visitors</w:t>
-      </w:r>
-      <w:r>
-        <w:br/>
-      </w:r>
-      <w:r>
-        <w:rPr>
-          <w:rStyle w:val="NormalTok"/>
-        </w:rPr>
-        <w:t xml:space="preserve">├── actual_visitors</w:t>
-      </w:r>
-      <w:r>
-        <w:br/>
-      </w:r>
-      <w:r>
-        <w:rPr>
-          <w:rStyle w:val="NormalTok"/>
-        </w:rPr>
-        <w:t xml:space="preserve">├── admission_fee</w:t>
-      </w:r>
-      <w:r>
-        <w:br/>
-      </w:r>
-      <w:r>
-        <w:rPr>
-          <w:rStyle w:val="NormalTok"/>
-        </w:rPr>
-        <w:t xml:space="preserve">├── is_free_admission</w:t>
-      </w:r>
-      <w:r>
-        <w:br/>
-      </w:r>
-      <w:r>
-        <w:rPr>
-          <w:rStyle w:val="NormalTok"/>
-        </w:rPr>
-        <w:t xml:space="preserve">├── project_code</w:t>
-      </w:r>
-      <w:r>
-        <w:br/>
-      </w:r>
-      <w:r>
-        <w:rPr>
-          <w:rStyle w:val="NormalTok"/>
-        </w:rPr>
-        <w:t xml:space="preserve">├── notes</w:t>
-      </w:r>
-      <w:r>
-        <w:br/>
-      </w:r>
-      <w:r>
-        <w:rPr>
-          <w:rStyle w:val="NormalTok"/>
-        </w:rPr>
-        <w:t xml:space="preserve">├── created_by</w:t>
-      </w:r>
-      <w:r>
-        <w:br/>
-      </w:r>
-      <w:r>
-        <w:rPr>
-          <w:rStyle w:val="NormalTok"/>
-        </w:rPr>
-        <w:t xml:space="preserve">└── timestamps</w:t>
-      </w:r>
-      <w:r>
-        <w:br/>
-      </w:r>
-      <w:r>
-        <w:br/>
-      </w:r>
-      <w:r>
-        <w:rPr>
-          <w:rStyle w:val="CommentTok"/>
-        </w:rPr>
-        <w:t xml:space="preserve">-- Exhibition sections/galleries</w:t>
-      </w:r>
-      <w:r>
-        <w:br/>
-      </w:r>
-      <w:r>
-        <w:rPr>
-          <w:rStyle w:val="NormalTok"/>
-        </w:rPr>
+        <w:t xml:space="preserve">(PK)</w:t>
+      </w:r>
+      <w:r>
+        <w:t xml:space="preserve">title</w:t>
+      </w:r>
+      <w:r>
+        <w:t xml:space="preserve">subtitle</w:t>
+      </w:r>
+      <w:r>
+        <w:t xml:space="preserve">description</w:t>
+      </w:r>
+      <w:r>
+        <w:t xml:space="preserve">theme</w:t>
+      </w:r>
+      <w:r>
+        <w:t xml:space="preserve">exhibition_type</w:t>
+      </w:r>
+      <w:r>
+        <w:t xml:space="preserve">(permanent/temporary/traveling/online/pop_up)</w:t>
+      </w:r>
+      <w:r>
+        <w:t xml:space="preserve">status</w:t>
+      </w:r>
+      <w:r>
+        <w:t xml:space="preserve">(concept/planning/preparation/installation/open/closing/closed/archived/canceled)</w:t>
+      </w:r>
+      <w:r>
+        <w:t xml:space="preserve">opening_date</w:t>
+      </w:r>
+      <w:r>
+        <w:t xml:space="preserve">closing_date</w:t>
+      </w:r>
+      <w:r>
+        <w:t xml:space="preserve">venue_id</w:t>
+      </w:r>
+      <w:r>
+        <w:t xml:space="preserve">(FK)</w:t>
+      </w:r>
+      <w:r>
+        <w:t xml:space="preserve">venue_name</w:t>
+      </w:r>
+      <w:r>
+        <w:t xml:space="preserve">curator_id</w:t>
+      </w:r>
+      <w:r>
+        <w:t xml:space="preserve">(FK)</w:t>
+      </w:r>
+      <w:r>
+        <w:t xml:space="preserve">curator_name</w:t>
+      </w:r>
+      <w:r>
+        <w:t xml:space="preserve">organized_by</w:t>
+      </w:r>
+      <w:r>
+        <w:t xml:space="preserve">budget_amount</w:t>
+      </w:r>
+      <w:r>
+        <w:t xml:space="preserve">budget_currency</w:t>
+      </w:r>
+      <w:r>
+        <w:t xml:space="preserve">expected_visitors</w:t>
+      </w:r>
+      <w:r>
+        <w:t xml:space="preserve">actual_visitors</w:t>
+      </w:r>
+      <w:r>
+        <w:t xml:space="preserve">admission_fee</w:t>
+      </w:r>
+      <w:r>
+        <w:t xml:space="preserve">is_free_admission</w:t>
+      </w:r>
+      <w:r>
+        <w:t xml:space="preserve">project_code</w:t>
+      </w:r>
+      <w:r>
+        <w:t xml:space="preserve">notes</w:t>
+      </w:r>
+      <w:r>
+        <w:t xml:space="preserve">created_by</w:t>
+      </w:r>
+      <w:r>
+        <w:t xml:space="preserve">timestamps</w:t>
+      </w:r>
+      <w:r>
+        <w:t xml:space="preserve">Exhibition</w:t>
+      </w:r>
+      <w:r>
+        <w:t xml:space="preserve">sections/galleries</w:t>
+      </w:r>
+      <w:r>
         <w:t xml:space="preserve">exhibition_section</w:t>
       </w:r>
       <w:r>
-        <w:br/>
-      </w:r>
-      <w:r>
-        <w:rPr>
-          <w:rStyle w:val="NormalTok"/>
-        </w:rPr>
-        <w:t xml:space="preserve">├── </w:t>
-      </w:r>
-      <w:r>
-        <w:rPr>
-          <w:rStyle w:val="KeywordTok"/>
-        </w:rPr>
         <w:t xml:space="preserve">id</w:t>
       </w:r>
       <w:r>
-        <w:br/>
-      </w:r>
-      <w:r>
-        <w:rPr>
-          <w:rStyle w:val="NormalTok"/>
-        </w:rPr>
-        <w:t xml:space="preserve">├── exhibition_id (FK)</w:t>
-      </w:r>
-      <w:r>
-        <w:br/>
-      </w:r>
-      <w:r>
-        <w:rPr>
-          <w:rStyle w:val="NormalTok"/>
-        </w:rPr>
-        <w:t xml:space="preserve">├── name</w:t>
-      </w:r>
-      <w:r>
-        <w:br/>
-      </w:r>
-      <w:r>
-        <w:rPr>
-          <w:rStyle w:val="NormalTok"/>
-        </w:rPr>
-        <w:t xml:space="preserve">├── description</w:t>
-      </w:r>
-      <w:r>
-        <w:br/>
-      </w:r>
-      <w:r>
-        <w:rPr>
-          <w:rStyle w:val="NormalTok"/>
-        </w:rPr>
-        <w:t xml:space="preserve">├── gallery_id (FK)</w:t>
-      </w:r>
-      <w:r>
-        <w:br/>
-      </w:r>
-      <w:r>
-        <w:rPr>
-          <w:rStyle w:val="NormalTok"/>
-        </w:rPr>
-        <w:t xml:space="preserve">├── gallery_name</w:t>
-      </w:r>
-      <w:r>
-        <w:br/>
-      </w:r>
-      <w:r>
-        <w:rPr>
-          <w:rStyle w:val="NormalTok"/>
-        </w:rPr>
-        <w:t xml:space="preserve">├── theme</w:t>
-      </w:r>
-      <w:r>
-        <w:br/>
-      </w:r>
-      <w:r>
-        <w:rPr>
-          <w:rStyle w:val="NormalTok"/>
-        </w:rPr>
-        <w:t xml:space="preserve">├── display_order</w:t>
-      </w:r>
-      <w:r>
-        <w:br/>
-      </w:r>
-      <w:r>
-        <w:rPr>
-          <w:rStyle w:val="NormalTok"/>
-        </w:rPr>
-        <w:t xml:space="preserve">└── timestamps</w:t>
-      </w:r>
-      <w:r>
-        <w:br/>
-      </w:r>
-      <w:r>
-        <w:br/>
-      </w:r>
-      <w:r>
-        <w:rPr>
-          <w:rStyle w:val="CommentTok"/>
-        </w:rPr>
-        <w:t xml:space="preserve">-- Objects in exhibition</w:t>
-      </w:r>
-      <w:r>
-        <w:br/>
-      </w:r>
-      <w:r>
-        <w:rPr>
-          <w:rStyle w:val="NormalTok"/>
-        </w:rPr>
+        <w:t xml:space="preserve">exhibition_id</w:t>
+      </w:r>
+      <w:r>
+        <w:t xml:space="preserve">(FK)</w:t>
+      </w:r>
+      <w:r>
+        <w:t xml:space="preserve">name</w:t>
+      </w:r>
+      <w:r>
+        <w:t xml:space="preserve">description</w:t>
+      </w:r>
+      <w:r>
+        <w:t xml:space="preserve">gallery_id</w:t>
+      </w:r>
+      <w:r>
+        <w:t xml:space="preserve">(FK)</w:t>
+      </w:r>
+      <w:r>
+        <w:t xml:space="preserve">gallery_name</w:t>
+      </w:r>
+      <w:r>
+        <w:t xml:space="preserve">theme</w:t>
+      </w:r>
+      <w:r>
+        <w:t xml:space="preserve">display_order</w:t>
+      </w:r>
+      <w:r>
+        <w:t xml:space="preserve">timestamps</w:t>
+      </w:r>
+      <w:r>
+        <w:t xml:space="preserve">Objects</w:t>
+      </w:r>
+      <w:r>
+        <w:t xml:space="preserve">in</w:t>
+      </w:r>
+      <w:r>
+        <w:t xml:space="preserve">exhibition</w:t>
+      </w:r>
+      <w:r>
         <w:t xml:space="preserve">exhibition_object</w:t>
       </w:r>
       <w:r>
-        <w:br/>
-      </w:r>
-      <w:r>
-        <w:rPr>
-          <w:rStyle w:val="NormalTok"/>
-        </w:rPr>
-        <w:t xml:space="preserve">├── </w:t>
-      </w:r>
-      <w:r>
-        <w:rPr>
-          <w:rStyle w:val="KeywordTok"/>
-        </w:rPr>
         <w:t xml:space="preserve">id</w:t>
       </w:r>
       <w:r>
-        <w:br/>
-      </w:r>
-      <w:r>
-        <w:rPr>
-          <w:rStyle w:val="NormalTok"/>
-        </w:rPr>
-        <w:t xml:space="preserve">├── exhibition_id (FK)</w:t>
-      </w:r>
-      <w:r>
-        <w:br/>
-      </w:r>
-      <w:r>
-        <w:rPr>
-          <w:rStyle w:val="NormalTok"/>
-        </w:rPr>
-        <w:t xml:space="preserve">├── museum_object_id (FK)</w:t>
-      </w:r>
-      <w:r>
-        <w:br/>
-      </w:r>
-      <w:r>
-        <w:rPr>
-          <w:rStyle w:val="NormalTok"/>
-        </w:rPr>
-        <w:t xml:space="preserve">├── section_id (FK)</w:t>
-      </w:r>
-      <w:r>
-        <w:br/>
-      </w:r>
-      <w:r>
-        <w:rPr>
-          <w:rStyle w:val="NormalTok"/>
-        </w:rPr>
-        <w:t xml:space="preserve">├── display_location</w:t>
-      </w:r>
-      <w:r>
-        <w:br/>
-      </w:r>
-      <w:r>
-        <w:rPr>
-          <w:rStyle w:val="NormalTok"/>
-        </w:rPr>
-        <w:t xml:space="preserve">├── display_notes</w:t>
-      </w:r>
-      <w:r>
-        <w:br/>
-      </w:r>
-      <w:r>
-        <w:rPr>
-          <w:rStyle w:val="NormalTok"/>
-        </w:rPr>
-        <w:t xml:space="preserve">├── display_order</w:t>
-      </w:r>
-      <w:r>
-        <w:br/>
-      </w:r>
-      <w:r>
-        <w:rPr>
-          <w:rStyle w:val="NormalTok"/>
-        </w:rPr>
-        <w:t xml:space="preserve">├── is_loan (</w:t>
-      </w:r>
-      <w:r>
-        <w:rPr>
-          <w:rStyle w:val="DataTypeTok"/>
-        </w:rPr>
-        <w:t xml:space="preserve">boolean</w:t>
-      </w:r>
-      <w:r>
-        <w:rPr>
-          <w:rStyle w:val="NormalTok"/>
-        </w:rPr>
-        <w:t xml:space="preserve">)</w:t>
-      </w:r>
-      <w:r>
-        <w:br/>
-      </w:r>
-      <w:r>
-        <w:rPr>
-          <w:rStyle w:val="NormalTok"/>
-        </w:rPr>
-        <w:t xml:space="preserve">├── loan_id (FK)</w:t>
-      </w:r>
-      <w:r>
-        <w:br/>
-      </w:r>
-      <w:r>
-        <w:rPr>
-          <w:rStyle w:val="NormalTok"/>
-        </w:rPr>
-        <w:t xml:space="preserve">├── insurance_value</w:t>
-      </w:r>
-      <w:r>
-        <w:br/>
-      </w:r>
-      <w:r>
-        <w:rPr>
-          <w:rStyle w:val="NormalTok"/>
-        </w:rPr>
-        <w:t xml:space="preserve">└── timestamps</w:t>
-      </w:r>
-      <w:r>
-        <w:br/>
-      </w:r>
-      <w:r>
-        <w:br/>
-      </w:r>
-      <w:r>
-        <w:rPr>
-          <w:rStyle w:val="CommentTok"/>
-        </w:rPr>
-        <w:t xml:space="preserve">-- Narrative storylines</w:t>
-      </w:r>
-      <w:r>
-        <w:br/>
-      </w:r>
-      <w:r>
-        <w:rPr>
-          <w:rStyle w:val="NormalTok"/>
-        </w:rPr>
+        <w:t xml:space="preserve">exhibition_id</w:t>
+      </w:r>
+      <w:r>
+        <w:t xml:space="preserve">(FK)</w:t>
+      </w:r>
+      <w:r>
+        <w:t xml:space="preserve">museum_object_id</w:t>
+      </w:r>
+      <w:r>
+        <w:t xml:space="preserve">(FK)</w:t>
+      </w:r>
+      <w:r>
+        <w:t xml:space="preserve">section_id</w:t>
+      </w:r>
+      <w:r>
+        <w:t xml:space="preserve">(FK)</w:t>
+      </w:r>
+      <w:r>
+        <w:t xml:space="preserve">display_location</w:t>
+      </w:r>
+      <w:r>
+        <w:t xml:space="preserve">display_notes</w:t>
+      </w:r>
+      <w:r>
+        <w:t xml:space="preserve">display_order</w:t>
+      </w:r>
+      <w:r>
+        <w:t xml:space="preserve">is_loan</w:t>
+      </w:r>
+      <w:r>
+        <w:t xml:space="preserve">(boolean)</w:t>
+      </w:r>
+      <w:r>
+        <w:t xml:space="preserve">loan_id</w:t>
+      </w:r>
+      <w:r>
+        <w:t xml:space="preserve">(FK)</w:t>
+      </w:r>
+      <w:r>
+        <w:t xml:space="preserve">insurance_value</w:t>
+      </w:r>
+      <w:r>
+        <w:t xml:space="preserve">timestamps</w:t>
+      </w:r>
+      <w:r>
+        <w:t xml:space="preserve">Narrative</w:t>
+      </w:r>
+      <w:r>
+        <w:t xml:space="preserve">storylines</w:t>
+      </w:r>
+      <w:r>
         <w:t xml:space="preserve">exhibition_storyline</w:t>
       </w:r>
       <w:r>
-        <w:br/>
-      </w:r>
-      <w:r>
-        <w:rPr>
-          <w:rStyle w:val="NormalTok"/>
-        </w:rPr>
-        <w:t xml:space="preserve">├── </w:t>
-      </w:r>
-      <w:r>
-        <w:rPr>
-          <w:rStyle w:val="KeywordTok"/>
-        </w:rPr>
         <w:t xml:space="preserve">id</w:t>
       </w:r>
       <w:r>
-        <w:br/>
-      </w:r>
-      <w:r>
-        <w:rPr>
-          <w:rStyle w:val="NormalTok"/>
-        </w:rPr>
-        <w:t xml:space="preserve">├── exhibition_id (FK)</w:t>
-      </w:r>
-      <w:r>
-        <w:br/>
-      </w:r>
-      <w:r>
-        <w:rPr>
-          <w:rStyle w:val="NormalTok"/>
-        </w:rPr>
-        <w:t xml:space="preserve">├── title</w:t>
-      </w:r>
-      <w:r>
-        <w:br/>
-      </w:r>
-      <w:r>
-        <w:rPr>
-          <w:rStyle w:val="NormalTok"/>
-        </w:rPr>
-        <w:t xml:space="preserve">├── description</w:t>
-      </w:r>
-      <w:r>
-        <w:br/>
-      </w:r>
-      <w:r>
-        <w:rPr>
-          <w:rStyle w:val="NormalTok"/>
-        </w:rPr>
-        <w:t xml:space="preserve">├── </w:t>
-      </w:r>
-      <w:r>
-        <w:rPr>
-          <w:rStyle w:val="KeywordTok"/>
-        </w:rPr>
+        <w:t xml:space="preserve">exhibition_id</w:t>
+      </w:r>
+      <w:r>
+        <w:t xml:space="preserve">(FK)</w:t>
+      </w:r>
+      <w:r>
+        <w:t xml:space="preserve">title</w:t>
+      </w:r>
+      <w:r>
+        <w:t xml:space="preserve">description</w:t>
+      </w:r>
+      <w:r>
         <w:t xml:space="preserve">type</w:t>
       </w:r>
       <w:r>
-        <w:rPr>
-          <w:rStyle w:val="NormalTok"/>
-        </w:rPr>
-        <w:t xml:space="preserve"> (general</w:t>
-      </w:r>
-      <w:r>
-        <w:rPr>
-          <w:rStyle w:val="OperatorTok"/>
-        </w:rPr>
-        <w:t xml:space="preserve">/</w:t>
-      </w:r>
-      <w:r>
-        <w:rPr>
-          <w:rStyle w:val="NormalTok"/>
-        </w:rPr>
-        <w:t xml:space="preserve">guided_tour</w:t>
-      </w:r>
-      <w:r>
-        <w:rPr>
-          <w:rStyle w:val="OperatorTok"/>
-        </w:rPr>
-        <w:t xml:space="preserve">/</w:t>
-      </w:r>
-      <w:r>
-        <w:rPr>
-          <w:rStyle w:val="NormalTok"/>
-        </w:rPr>
-        <w:t xml:space="preserve">self_guided</w:t>
-      </w:r>
-      <w:r>
-        <w:rPr>
-          <w:rStyle w:val="OperatorTok"/>
-        </w:rPr>
-        <w:t xml:space="preserve">/</w:t>
-      </w:r>
-      <w:r>
-        <w:rPr>
-          <w:rStyle w:val="NormalTok"/>
-        </w:rPr>
-        <w:t xml:space="preserve">educational</w:t>
-      </w:r>
-      <w:r>
-        <w:rPr>
-          <w:rStyle w:val="OperatorTok"/>
-        </w:rPr>
-        <w:t xml:space="preserve">/</w:t>
-      </w:r>
-      <w:r>
-        <w:rPr>
-          <w:rStyle w:val="NormalTok"/>
-        </w:rPr>
-        <w:t xml:space="preserve">accessible</w:t>
-      </w:r>
-      <w:r>
-        <w:rPr>
-          <w:rStyle w:val="OperatorTok"/>
-        </w:rPr>
-        <w:t xml:space="preserve">/</w:t>
-      </w:r>
-      <w:r>
-        <w:rPr>
-          <w:rStyle w:val="NormalTok"/>
-        </w:rPr>
-        <w:t xml:space="preserve">highlights</w:t>
-      </w:r>
-      <w:r>
-        <w:rPr>
-          <w:rStyle w:val="OperatorTok"/>
-        </w:rPr>
-        <w:t xml:space="preserve">/</w:t>
-      </w:r>
-      <w:r>
-        <w:rPr>
-          <w:rStyle w:val="NormalTok"/>
-        </w:rPr>
-        <w:t xml:space="preserve">thematic)</w:t>
-      </w:r>
-      <w:r>
-        <w:br/>
-      </w:r>
-      <w:r>
-        <w:rPr>
-          <w:rStyle w:val="NormalTok"/>
-        </w:rPr>
-        <w:t xml:space="preserve">├── target_audience</w:t>
-      </w:r>
-      <w:r>
-        <w:br/>
-      </w:r>
-      <w:r>
-        <w:rPr>
-          <w:rStyle w:val="NormalTok"/>
-        </w:rPr>
-        <w:t xml:space="preserve">├── duration_minutes</w:t>
-      </w:r>
-      <w:r>
-        <w:br/>
-      </w:r>
-      <w:r>
-        <w:rPr>
-          <w:rStyle w:val="NormalTok"/>
-        </w:rPr>
-        <w:t xml:space="preserve">└── timestamps</w:t>
-      </w:r>
-      <w:r>
-        <w:br/>
-      </w:r>
-      <w:r>
-        <w:br/>
-      </w:r>
-      <w:r>
-        <w:rPr>
-          <w:rStyle w:val="CommentTok"/>
-        </w:rPr>
-        <w:t xml:space="preserve">-- Storyline stops</w:t>
-      </w:r>
-      <w:r>
-        <w:br/>
-      </w:r>
-      <w:r>
-        <w:rPr>
-          <w:rStyle w:val="NormalTok"/>
-        </w:rPr>
+        <w:t xml:space="preserve">(general/guided_tour/self_guided/educational/accessible/highlights/thematic)</w:t>
+      </w:r>
+      <w:r>
+        <w:t xml:space="preserve">target_audience</w:t>
+      </w:r>
+      <w:r>
+        <w:t xml:space="preserve">duration_minutes</w:t>
+      </w:r>
+      <w:r>
+        <w:t xml:space="preserve">timestamps</w:t>
+      </w:r>
+      <w:r>
+        <w:t xml:space="preserve">Storyline</w:t>
+      </w:r>
+      <w:r>
+        <w:t xml:space="preserve">stops</w:t>
+      </w:r>
+      <w:r>
         <w:t xml:space="preserve">exhibition_storyline_stop</w:t>
       </w:r>
       <w:r>
-        <w:br/>
-      </w:r>
-      <w:r>
-        <w:rPr>
-          <w:rStyle w:val="NormalTok"/>
-        </w:rPr>
-        <w:t xml:space="preserve">├── </w:t>
-      </w:r>
-      <w:r>
-        <w:rPr>
-          <w:rStyle w:val="KeywordTok"/>
-        </w:rPr>
         <w:t xml:space="preserve">id</w:t>
       </w:r>
       <w:r>
-        <w:br/>
-      </w:r>
-      <w:r>
-        <w:rPr>
-          <w:rStyle w:val="NormalTok"/>
-        </w:rPr>
-        <w:t xml:space="preserve">├── storyline_id (FK)</w:t>
-      </w:r>
-      <w:r>
-        <w:br/>
-      </w:r>
-      <w:r>
-        <w:rPr>
-          <w:rStyle w:val="NormalTok"/>
-        </w:rPr>
-        <w:t xml:space="preserve">├── exhibition_object_id (FK)</w:t>
-      </w:r>
-      <w:r>
-        <w:br/>
-      </w:r>
-      <w:r>
-        <w:rPr>
-          <w:rStyle w:val="NormalTok"/>
-        </w:rPr>
-        <w:t xml:space="preserve">├── title</w:t>
-      </w:r>
-      <w:r>
-        <w:br/>
-      </w:r>
-      <w:r>
-        <w:rPr>
-          <w:rStyle w:val="NormalTok"/>
-        </w:rPr>
-        <w:t xml:space="preserve">├── narrative_content</w:t>
-      </w:r>
-      <w:r>
-        <w:br/>
-      </w:r>
-      <w:r>
-        <w:rPr>
-          <w:rStyle w:val="NormalTok"/>
-        </w:rPr>
-        <w:t xml:space="preserve">├── audio_url</w:t>
-      </w:r>
-      <w:r>
-        <w:br/>
-      </w:r>
-      <w:r>
-        <w:rPr>
-          <w:rStyle w:val="NormalTok"/>
-        </w:rPr>
-        <w:t xml:space="preserve">├── video_url</w:t>
-      </w:r>
-      <w:r>
-        <w:br/>
-      </w:r>
-      <w:r>
-        <w:rPr>
-          <w:rStyle w:val="NormalTok"/>
-        </w:rPr>
-        <w:t xml:space="preserve">├── stop_order</w:t>
-      </w:r>
-      <w:r>
-        <w:br/>
-      </w:r>
-      <w:r>
-        <w:rPr>
-          <w:rStyle w:val="NormalTok"/>
-        </w:rPr>
-        <w:t xml:space="preserve">├── duration_seconds</w:t>
-      </w:r>
-      <w:r>
-        <w:br/>
-      </w:r>
-      <w:r>
-        <w:rPr>
-          <w:rStyle w:val="NormalTok"/>
-        </w:rPr>
-        <w:t xml:space="preserve">└── timestamps</w:t>
-      </w:r>
-      <w:r>
-        <w:br/>
-      </w:r>
-      <w:r>
-        <w:br/>
-      </w:r>
-      <w:r>
-        <w:rPr>
-          <w:rStyle w:val="CommentTok"/>
-        </w:rPr>
-        <w:t xml:space="preserve">-- Checklist templates</w:t>
-      </w:r>
-      <w:r>
-        <w:br/>
-      </w:r>
-      <w:r>
-        <w:rPr>
-          <w:rStyle w:val="NormalTok"/>
-        </w:rPr>
+        <w:t xml:space="preserve">storyline_id</w:t>
+      </w:r>
+      <w:r>
+        <w:t xml:space="preserve">(FK)</w:t>
+      </w:r>
+      <w:r>
+        <w:t xml:space="preserve">exhibition_object_id</w:t>
+      </w:r>
+      <w:r>
+        <w:t xml:space="preserve">(FK)</w:t>
+      </w:r>
+      <w:r>
+        <w:t xml:space="preserve">title</w:t>
+      </w:r>
+      <w:r>
+        <w:t xml:space="preserve">narrative_content</w:t>
+      </w:r>
+      <w:r>
+        <w:t xml:space="preserve">audio_url</w:t>
+      </w:r>
+      <w:r>
+        <w:t xml:space="preserve">video_url</w:t>
+      </w:r>
+      <w:r>
+        <w:t xml:space="preserve">stop_order</w:t>
+      </w:r>
+      <w:r>
+        <w:t xml:space="preserve">duration_seconds</w:t>
+      </w:r>
+      <w:r>
+        <w:t xml:space="preserve">timestamps</w:t>
+      </w:r>
+      <w:r>
+        <w:t xml:space="preserve">Checklist</w:t>
+      </w:r>
+      <w:r>
+        <w:t xml:space="preserve">templates</w:t>
+      </w:r>
+      <w:r>
         <w:t xml:space="preserve">exhibition_checklist_template</w:t>
       </w:r>
       <w:r>
-        <w:br/>
-      </w:r>
-      <w:r>
-        <w:rPr>
-          <w:rStyle w:val="NormalTok"/>
-        </w:rPr>
-        <w:t xml:space="preserve">├── </w:t>
-      </w:r>
-      <w:r>
-        <w:rPr>
-          <w:rStyle w:val="KeywordTok"/>
-        </w:rPr>
         <w:t xml:space="preserve">id</w:t>
       </w:r>
       <w:r>
-        <w:br/>
-      </w:r>
-      <w:r>
-        <w:rPr>
-          <w:rStyle w:val="NormalTok"/>
-        </w:rPr>
-        <w:t xml:space="preserve">├── name</w:t>
-      </w:r>
-      <w:r>
-        <w:br/>
-      </w:r>
-      <w:r>
-        <w:rPr>
-          <w:rStyle w:val="NormalTok"/>
-        </w:rPr>
-        <w:t xml:space="preserve">├── checklist_type (planning</w:t>
-      </w:r>
-      <w:r>
-        <w:rPr>
-          <w:rStyle w:val="OperatorTok"/>
-        </w:rPr>
-        <w:t xml:space="preserve">/</w:t>
-      </w:r>
-      <w:r>
-        <w:rPr>
-          <w:rStyle w:val="NormalTok"/>
-        </w:rPr>
-        <w:t xml:space="preserve">installation</w:t>
-      </w:r>
-      <w:r>
-        <w:rPr>
-          <w:rStyle w:val="OperatorTok"/>
-        </w:rPr>
-        <w:t xml:space="preserve">/</w:t>
-      </w:r>
-      <w:r>
-        <w:rPr>
-          <w:rStyle w:val="NormalTok"/>
-        </w:rPr>
-        <w:t xml:space="preserve">opening</w:t>
-      </w:r>
-      <w:r>
-        <w:rPr>
-          <w:rStyle w:val="OperatorTok"/>
-        </w:rPr>
-        <w:t xml:space="preserve">/</w:t>
-      </w:r>
-      <w:r>
-        <w:rPr>
-          <w:rStyle w:val="NormalTok"/>
-        </w:rPr>
-        <w:t xml:space="preserve">operation</w:t>
-      </w:r>
-      <w:r>
-        <w:rPr>
-          <w:rStyle w:val="OperatorTok"/>
-        </w:rPr>
-        <w:t xml:space="preserve">/</w:t>
-      </w:r>
-      <w:r>
-        <w:rPr>
-          <w:rStyle w:val="NormalTok"/>
-        </w:rPr>
-        <w:t xml:space="preserve">closing)</w:t>
-      </w:r>
-      <w:r>
-        <w:br/>
-      </w:r>
-      <w:r>
-        <w:rPr>
-          <w:rStyle w:val="NormalTok"/>
-        </w:rPr>
-        <w:t xml:space="preserve">├── items_json</w:t>
-      </w:r>
-      <w:r>
-        <w:br/>
-      </w:r>
-      <w:r>
-        <w:rPr>
-          <w:rStyle w:val="NormalTok"/>
-        </w:rPr>
-        <w:t xml:space="preserve">├── is_default</w:t>
-      </w:r>
-      <w:r>
-        <w:br/>
-      </w:r>
-      <w:r>
-        <w:rPr>
-          <w:rStyle w:val="NormalTok"/>
-        </w:rPr>
-        <w:t xml:space="preserve">└── timestamps</w:t>
-      </w:r>
-      <w:r>
-        <w:br/>
-      </w:r>
-      <w:r>
-        <w:br/>
-      </w:r>
-      <w:r>
-        <w:rPr>
-          <w:rStyle w:val="CommentTok"/>
-        </w:rPr>
-        <w:t xml:space="preserve">-- Active checklists</w:t>
-      </w:r>
-      <w:r>
-        <w:br/>
-      </w:r>
-      <w:r>
-        <w:rPr>
-          <w:rStyle w:val="NormalTok"/>
-        </w:rPr>
+        <w:t xml:space="preserve">name</w:t>
+      </w:r>
+      <w:r>
+        <w:t xml:space="preserve">checklist_type</w:t>
+      </w:r>
+      <w:r>
+        <w:t xml:space="preserve">(planning/installation/opening/operation/closing)</w:t>
+      </w:r>
+      <w:r>
+        <w:t xml:space="preserve">items_json</w:t>
+      </w:r>
+      <w:r>
+        <w:t xml:space="preserve">is_default</w:t>
+      </w:r>
+      <w:r>
+        <w:t xml:space="preserve">timestamps</w:t>
+      </w:r>
+      <w:r>
+        <w:t xml:space="preserve">Active</w:t>
+      </w:r>
+      <w:r>
+        <w:t xml:space="preserve">checklists</w:t>
+      </w:r>
+      <w:r>
         <w:t xml:space="preserve">exhibition_checklist</w:t>
       </w:r>
       <w:r>
-        <w:br/>
-      </w:r>
-      <w:r>
-        <w:rPr>
-          <w:rStyle w:val="NormalTok"/>
-        </w:rPr>
-        <w:t xml:space="preserve">├── </w:t>
-      </w:r>
-      <w:r>
-        <w:rPr>
-          <w:rStyle w:val="KeywordTok"/>
-        </w:rPr>
         <w:t xml:space="preserve">id</w:t>
       </w:r>
       <w:r>
-        <w:br/>
-      </w:r>
-      <w:r>
-        <w:rPr>
-          <w:rStyle w:val="NormalTok"/>
-        </w:rPr>
-        <w:t xml:space="preserve">├── exhibition_id (FK)</w:t>
-      </w:r>
-      <w:r>
-        <w:br/>
-      </w:r>
-      <w:r>
-        <w:rPr>
-          <w:rStyle w:val="NormalTok"/>
-        </w:rPr>
-        <w:t xml:space="preserve">├── template_id (FK)</w:t>
-      </w:r>
-      <w:r>
-        <w:br/>
-      </w:r>
-      <w:r>
-        <w:rPr>
-          <w:rStyle w:val="NormalTok"/>
-        </w:rPr>
-        <w:t xml:space="preserve">├── name</w:t>
-      </w:r>
-      <w:r>
-        <w:br/>
-      </w:r>
-      <w:r>
-        <w:rPr>
-          <w:rStyle w:val="NormalTok"/>
-        </w:rPr>
-        <w:t xml:space="preserve">├── checklist_type</w:t>
-      </w:r>
-      <w:r>
-        <w:br/>
-      </w:r>
-      <w:r>
-        <w:rPr>
-          <w:rStyle w:val="NormalTok"/>
-        </w:rPr>
-        <w:t xml:space="preserve">└── timestamps</w:t>
-      </w:r>
-      <w:r>
-        <w:br/>
-      </w:r>
-      <w:r>
-        <w:br/>
-      </w:r>
-      <w:r>
-        <w:rPr>
-          <w:rStyle w:val="CommentTok"/>
-        </w:rPr>
-        <w:t xml:space="preserve">-- Checklist items</w:t>
-      </w:r>
-      <w:r>
-        <w:br/>
-      </w:r>
-      <w:r>
-        <w:rPr>
-          <w:rStyle w:val="NormalTok"/>
-        </w:rPr>
+        <w:t xml:space="preserve">exhibition_id</w:t>
+      </w:r>
+      <w:r>
+        <w:t xml:space="preserve">(FK)</w:t>
+      </w:r>
+      <w:r>
+        <w:t xml:space="preserve">template_id</w:t>
+      </w:r>
+      <w:r>
+        <w:t xml:space="preserve">(FK)</w:t>
+      </w:r>
+      <w:r>
+        <w:t xml:space="preserve">name</w:t>
+      </w:r>
+      <w:r>
+        <w:t xml:space="preserve">checklist_type</w:t>
+      </w:r>
+      <w:r>
+        <w:t xml:space="preserve">timestamps</w:t>
+      </w:r>
+      <w:r>
+        <w:t xml:space="preserve">Checklist</w:t>
+      </w:r>
+      <w:r>
+        <w:t xml:space="preserve">items</w:t>
+      </w:r>
+      <w:r>
         <w:t xml:space="preserve">exhibition_checklist_item</w:t>
       </w:r>
       <w:r>
-        <w:br/>
-      </w:r>
-      <w:r>
-        <w:rPr>
-          <w:rStyle w:val="NormalTok"/>
-        </w:rPr>
-        <w:t xml:space="preserve">├── </w:t>
-      </w:r>
-      <w:r>
-        <w:rPr>
-          <w:rStyle w:val="KeywordTok"/>
-        </w:rPr>
         <w:t xml:space="preserve">id</w:t>
       </w:r>
       <w:r>
-        <w:br/>
-      </w:r>
-      <w:r>
-        <w:rPr>
-          <w:rStyle w:val="NormalTok"/>
-        </w:rPr>
-        <w:t xml:space="preserve">├── checklist_id (FK)</w:t>
-      </w:r>
-      <w:r>
-        <w:br/>
-      </w:r>
-      <w:r>
-        <w:rPr>
-          <w:rStyle w:val="NormalTok"/>
-        </w:rPr>
-        <w:t xml:space="preserve">├── task_name</w:t>
-      </w:r>
-      <w:r>
-        <w:br/>
-      </w:r>
-      <w:r>
-        <w:rPr>
-          <w:rStyle w:val="NormalTok"/>
-        </w:rPr>
-        <w:t xml:space="preserve">├── assigned_to</w:t>
-      </w:r>
-      <w:r>
-        <w:br/>
-      </w:r>
-      <w:r>
-        <w:rPr>
-          <w:rStyle w:val="NormalTok"/>
-        </w:rPr>
-        <w:t xml:space="preserve">├── due_date</w:t>
-      </w:r>
-      <w:r>
-        <w:br/>
-      </w:r>
-      <w:r>
-        <w:rPr>
-          <w:rStyle w:val="NormalTok"/>
-        </w:rPr>
-        <w:t xml:space="preserve">├── completed_at</w:t>
-      </w:r>
-      <w:r>
-        <w:br/>
-      </w:r>
-      <w:r>
-        <w:rPr>
-          <w:rStyle w:val="NormalTok"/>
-        </w:rPr>
-        <w:t xml:space="preserve">├── completed_by</w:t>
-      </w:r>
-      <w:r>
-        <w:br/>
-      </w:r>
-      <w:r>
-        <w:rPr>
-          <w:rStyle w:val="NormalTok"/>
-        </w:rPr>
-        <w:t xml:space="preserve">├── notes</w:t>
-      </w:r>
-      <w:r>
-        <w:br/>
-      </w:r>
-      <w:r>
-        <w:rPr>
-          <w:rStyle w:val="NormalTok"/>
-        </w:rPr>
-        <w:t xml:space="preserve">├── item_order</w:t>
-      </w:r>
-      <w:r>
-        <w:br/>
-      </w:r>
-      <w:r>
-        <w:rPr>
-          <w:rStyle w:val="NormalTok"/>
-        </w:rPr>
-        <w:t xml:space="preserve">└── timestamps</w:t>
-      </w:r>
-      <w:r>
-        <w:br/>
-      </w:r>
-      <w:r>
-        <w:br/>
-      </w:r>
-      <w:r>
-        <w:rPr>
-          <w:rStyle w:val="CommentTok"/>
-        </w:rPr>
-        <w:t xml:space="preserve">-- Exhibition events</w:t>
-      </w:r>
-      <w:r>
-        <w:br/>
-      </w:r>
-      <w:r>
-        <w:rPr>
-          <w:rStyle w:val="NormalTok"/>
-        </w:rPr>
+        <w:t xml:space="preserve">checklist_id</w:t>
+      </w:r>
+      <w:r>
+        <w:t xml:space="preserve">(FK)</w:t>
+      </w:r>
+      <w:r>
+        <w:t xml:space="preserve">task_name</w:t>
+      </w:r>
+      <w:r>
+        <w:t xml:space="preserve">assigned_to</w:t>
+      </w:r>
+      <w:r>
+        <w:t xml:space="preserve">due_date</w:t>
+      </w:r>
+      <w:r>
+        <w:t xml:space="preserve">completed_at</w:t>
+      </w:r>
+      <w:r>
+        <w:t xml:space="preserve">completed_by</w:t>
+      </w:r>
+      <w:r>
+        <w:t xml:space="preserve">notes</w:t>
+      </w:r>
+      <w:r>
+        <w:t xml:space="preserve">item_order</w:t>
+      </w:r>
+      <w:r>
+        <w:t xml:space="preserve">timestamps</w:t>
+      </w:r>
+      <w:r>
+        <w:t xml:space="preserve">Exhibition</w:t>
+      </w:r>
+      <w:r>
+        <w:t xml:space="preserve">events</w:t>
+      </w:r>
+      <w:r>
         <w:t xml:space="preserve">exhibition_event</w:t>
       </w:r>
       <w:r>
-        <w:br/>
-      </w:r>
-      <w:r>
-        <w:rPr>
-          <w:rStyle w:val="NormalTok"/>
-        </w:rPr>
-        <w:t xml:space="preserve">├── </w:t>
-      </w:r>
-      <w:r>
-        <w:rPr>
-          <w:rStyle w:val="KeywordTok"/>
-        </w:rPr>
         <w:t xml:space="preserve">id</w:t>
       </w:r>
       <w:r>
-        <w:br/>
-      </w:r>
-      <w:r>
-        <w:rPr>
-          <w:rStyle w:val="NormalTok"/>
-        </w:rPr>
-        <w:t xml:space="preserve">├── exhibition_id (FK)</w:t>
-      </w:r>
-      <w:r>
-        <w:br/>
-      </w:r>
-      <w:r>
-        <w:rPr>
-          <w:rStyle w:val="NormalTok"/>
-        </w:rPr>
-        <w:t xml:space="preserve">├── title</w:t>
-      </w:r>
-      <w:r>
-        <w:br/>
-      </w:r>
-      <w:r>
-        <w:rPr>
-          <w:rStyle w:val="NormalTok"/>
-        </w:rPr>
-        <w:t xml:space="preserve">├── event_type (opening</w:t>
-      </w:r>
-      <w:r>
-        <w:rPr>
-          <w:rStyle w:val="OperatorTok"/>
-        </w:rPr>
-        <w:t xml:space="preserve">/</w:t>
-      </w:r>
-      <w:r>
-        <w:rPr>
-          <w:rStyle w:val="NormalTok"/>
-        </w:rPr>
-        <w:t xml:space="preserve">closing</w:t>
-      </w:r>
-      <w:r>
-        <w:rPr>
-          <w:rStyle w:val="OperatorTok"/>
-        </w:rPr>
-        <w:t xml:space="preserve">/</w:t>
-      </w:r>
-      <w:r>
-        <w:rPr>
-          <w:rStyle w:val="NormalTok"/>
-        </w:rPr>
-        <w:t xml:space="preserve">talk</w:t>
-      </w:r>
-      <w:r>
-        <w:rPr>
-          <w:rStyle w:val="OperatorTok"/>
-        </w:rPr>
-        <w:t xml:space="preserve">/</w:t>
-      </w:r>
-      <w:r>
-        <w:rPr>
-          <w:rStyle w:val="NormalTok"/>
-        </w:rPr>
-        <w:t xml:space="preserve">tour</w:t>
-      </w:r>
-      <w:r>
-        <w:rPr>
-          <w:rStyle w:val="OperatorTok"/>
-        </w:rPr>
-        <w:t xml:space="preserve">/</w:t>
-      </w:r>
-      <w:r>
-        <w:rPr>
-          <w:rStyle w:val="NormalTok"/>
-        </w:rPr>
-        <w:t xml:space="preserve">workshop</w:t>
-      </w:r>
-      <w:r>
-        <w:rPr>
-          <w:rStyle w:val="OperatorTok"/>
-        </w:rPr>
-        <w:t xml:space="preserve">/</w:t>
-      </w:r>
-      <w:r>
-        <w:rPr>
-          <w:rStyle w:val="NormalTok"/>
-        </w:rPr>
-        <w:t xml:space="preserve">performance</w:t>
-      </w:r>
-      <w:r>
-        <w:rPr>
-          <w:rStyle w:val="OperatorTok"/>
-        </w:rPr>
-        <w:t xml:space="preserve">/</w:t>
-      </w:r>
-      <w:r>
-        <w:rPr>
-          <w:rStyle w:val="NormalTok"/>
-        </w:rPr>
-        <w:t xml:space="preserve">private_view</w:t>
-      </w:r>
-      <w:r>
-        <w:rPr>
-          <w:rStyle w:val="OperatorTok"/>
-        </w:rPr>
-        <w:t xml:space="preserve">/</w:t>
-      </w:r>
-      <w:r>
-        <w:rPr>
-          <w:rStyle w:val="NormalTok"/>
-        </w:rPr>
-        <w:t xml:space="preserve">other)</w:t>
-      </w:r>
-      <w:r>
-        <w:br/>
-      </w:r>
-      <w:r>
-        <w:rPr>
-          <w:rStyle w:val="NormalTok"/>
-        </w:rPr>
-        <w:t xml:space="preserve">├── event_date</w:t>
-      </w:r>
-      <w:r>
-        <w:br/>
-      </w:r>
-      <w:r>
-        <w:rPr>
-          <w:rStyle w:val="NormalTok"/>
-        </w:rPr>
-        <w:t xml:space="preserve">├── event_time</w:t>
-      </w:r>
-      <w:r>
-        <w:br/>
-      </w:r>
-      <w:r>
-        <w:rPr>
-          <w:rStyle w:val="NormalTok"/>
-        </w:rPr>
-        <w:t xml:space="preserve">├── end_time</w:t>
-      </w:r>
-      <w:r>
-        <w:br/>
-      </w:r>
-      <w:r>
-        <w:rPr>
-          <w:rStyle w:val="NormalTok"/>
-        </w:rPr>
-        <w:t xml:space="preserve">├── location</w:t>
-      </w:r>
-      <w:r>
-        <w:br/>
-      </w:r>
-      <w:r>
-        <w:rPr>
-          <w:rStyle w:val="NormalTok"/>
-        </w:rPr>
-        <w:t xml:space="preserve">├── description</w:t>
-      </w:r>
-      <w:r>
-        <w:br/>
-      </w:r>
-      <w:r>
-        <w:rPr>
-          <w:rStyle w:val="NormalTok"/>
-        </w:rPr>
-        <w:t xml:space="preserve">├── capacity</w:t>
-      </w:r>
-      <w:r>
-        <w:br/>
-      </w:r>
-      <w:r>
-        <w:rPr>
-          <w:rStyle w:val="NormalTok"/>
-        </w:rPr>
-        <w:t xml:space="preserve">├── registration_required</w:t>
-      </w:r>
-      <w:r>
-        <w:br/>
-      </w:r>
-      <w:r>
-        <w:rPr>
-          <w:rStyle w:val="NormalTok"/>
-        </w:rPr>
-        <w:t xml:space="preserve">├── ticket_price</w:t>
-      </w:r>
-      <w:r>
-        <w:br/>
-      </w:r>
-      <w:r>
-        <w:rPr>
-          <w:rStyle w:val="NormalTok"/>
-        </w:rPr>
-        <w:t xml:space="preserve">├── is_free</w:t>
-      </w:r>
-      <w:r>
-        <w:br/>
-      </w:r>
-      <w:r>
-        <w:rPr>
-          <w:rStyle w:val="NormalTok"/>
-        </w:rPr>
-        <w:t xml:space="preserve">└── timestamps</w:t>
-      </w:r>
-      <w:r>
-        <w:br/>
-      </w:r>
-      <w:r>
-        <w:br/>
-      </w:r>
-      <w:r>
-        <w:rPr>
-          <w:rStyle w:val="CommentTok"/>
-        </w:rPr>
-        <w:t xml:space="preserve">-- Venues</w:t>
-      </w:r>
-      <w:r>
-        <w:br/>
-      </w:r>
-      <w:r>
-        <w:rPr>
-          <w:rStyle w:val="NormalTok"/>
-        </w:rPr>
+        <w:t xml:space="preserve">exhibition_id</w:t>
+      </w:r>
+      <w:r>
+        <w:t xml:space="preserve">(FK)</w:t>
+      </w:r>
+      <w:r>
+        <w:t xml:space="preserve">title</w:t>
+      </w:r>
+      <w:r>
+        <w:t xml:space="preserve">event_type</w:t>
+      </w:r>
+      <w:r>
+        <w:t xml:space="preserve">(opening/closing/talk/tour/workshop/performance/private_view/other)</w:t>
+      </w:r>
+      <w:r>
+        <w:t xml:space="preserve">event_date</w:t>
+      </w:r>
+      <w:r>
+        <w:t xml:space="preserve">event_time</w:t>
+      </w:r>
+      <w:r>
+        <w:t xml:space="preserve">end_time</w:t>
+      </w:r>
+      <w:r>
+        <w:t xml:space="preserve">location</w:t>
+      </w:r>
+      <w:r>
+        <w:t xml:space="preserve">description</w:t>
+      </w:r>
+      <w:r>
+        <w:t xml:space="preserve">capacity</w:t>
+      </w:r>
+      <w:r>
+        <w:t xml:space="preserve">registration_required</w:t>
+      </w:r>
+      <w:r>
+        <w:t xml:space="preserve">ticket_price</w:t>
+      </w:r>
+      <w:r>
+        <w:t xml:space="preserve">is_free</w:t>
+      </w:r>
+      <w:r>
+        <w:t xml:space="preserve">timestamps</w:t>
+      </w:r>
+      <w:r>
+        <w:t xml:space="preserve">Venues</w:t>
+      </w:r>
+      <w:r>
         <w:t xml:space="preserve">exhibition_venue</w:t>
       </w:r>
       <w:r>
-        <w:br/>
-      </w:r>
-      <w:r>
-        <w:rPr>
-          <w:rStyle w:val="NormalTok"/>
-        </w:rPr>
-        <w:t xml:space="preserve">├── </w:t>
-      </w:r>
-      <w:r>
-        <w:rPr>
-          <w:rStyle w:val="KeywordTok"/>
-        </w:rPr>
         <w:t xml:space="preserve">id</w:t>
       </w:r>
       <w:r>
-        <w:br/>
-      </w:r>
-      <w:r>
-        <w:rPr>
-          <w:rStyle w:val="NormalTok"/>
-        </w:rPr>
-        <w:t xml:space="preserve">├── name</w:t>
-      </w:r>
-      <w:r>
-        <w:br/>
-      </w:r>
-      <w:r>
-        <w:rPr>
-          <w:rStyle w:val="NormalTok"/>
-        </w:rPr>
-        <w:t xml:space="preserve">├── address</w:t>
-      </w:r>
-      <w:r>
-        <w:br/>
-      </w:r>
-      <w:r>
-        <w:rPr>
-          <w:rStyle w:val="NormalTok"/>
-        </w:rPr>
-        <w:t xml:space="preserve">├── city</w:t>
-      </w:r>
-      <w:r>
-        <w:br/>
-      </w:r>
-      <w:r>
-        <w:rPr>
-          <w:rStyle w:val="NormalTok"/>
-        </w:rPr>
-        <w:t xml:space="preserve">├── contact_name</w:t>
-      </w:r>
-      <w:r>
-        <w:br/>
-      </w:r>
-      <w:r>
-        <w:rPr>
-          <w:rStyle w:val="NormalTok"/>
-        </w:rPr>
-        <w:t xml:space="preserve">├── contact_email</w:t>
-      </w:r>
-      <w:r>
-        <w:br/>
-      </w:r>
-      <w:r>
-        <w:rPr>
-          <w:rStyle w:val="NormalTok"/>
-        </w:rPr>
-        <w:t xml:space="preserve">├── contact_phone</w:t>
-      </w:r>
-      <w:r>
-        <w:br/>
-      </w:r>
-      <w:r>
-        <w:rPr>
-          <w:rStyle w:val="NormalTok"/>
-        </w:rPr>
-        <w:t xml:space="preserve">└── timestamps</w:t>
-      </w:r>
-      <w:r>
-        <w:br/>
-      </w:r>
-      <w:r>
-        <w:br/>
-      </w:r>
-      <w:r>
-        <w:rPr>
-          <w:rStyle w:val="CommentTok"/>
-        </w:rPr>
-        <w:t xml:space="preserve">-- Galleries within venues</w:t>
-      </w:r>
-      <w:r>
-        <w:br/>
-      </w:r>
-      <w:r>
-        <w:rPr>
-          <w:rStyle w:val="NormalTok"/>
-        </w:rPr>
+        <w:t xml:space="preserve">name</w:t>
+      </w:r>
+      <w:r>
+        <w:t xml:space="preserve">address</w:t>
+      </w:r>
+      <w:r>
+        <w:t xml:space="preserve">city</w:t>
+      </w:r>
+      <w:r>
+        <w:t xml:space="preserve">contact_name</w:t>
+      </w:r>
+      <w:r>
+        <w:t xml:space="preserve">contact_email</w:t>
+      </w:r>
+      <w:r>
+        <w:t xml:space="preserve">contact_phone</w:t>
+      </w:r>
+      <w:r>
+        <w:t xml:space="preserve">timestamps</w:t>
+      </w:r>
+      <w:r>
+        <w:t xml:space="preserve">Galleries</w:t>
+      </w:r>
+      <w:r>
+        <w:t xml:space="preserve">within</w:t>
+      </w:r>
+      <w:r>
+        <w:t xml:space="preserve">venues</w:t>
+      </w:r>
+      <w:r>
         <w:t xml:space="preserve">exhibition_gallery</w:t>
       </w:r>
       <w:r>
-        <w:br/>
-      </w:r>
-      <w:r>
-        <w:rPr>
-          <w:rStyle w:val="NormalTok"/>
-        </w:rPr>
-        <w:t xml:space="preserve">├── </w:t>
-      </w:r>
-      <w:r>
-        <w:rPr>
-          <w:rStyle w:val="KeywordTok"/>
-        </w:rPr>
         <w:t xml:space="preserve">id</w:t>
       </w:r>
       <w:r>
-        <w:br/>
-      </w:r>
-      <w:r>
-        <w:rPr>
-          <w:rStyle w:val="NormalTok"/>
-        </w:rPr>
-        <w:t xml:space="preserve">├── venue_id (FK)</w:t>
-      </w:r>
-      <w:r>
-        <w:br/>
-      </w:r>
-      <w:r>
-        <w:rPr>
-          <w:rStyle w:val="NormalTok"/>
-        </w:rPr>
-        <w:t xml:space="preserve">├── name</w:t>
-      </w:r>
-      <w:r>
-        <w:br/>
-      </w:r>
-      <w:r>
-        <w:rPr>
-          <w:rStyle w:val="NormalTok"/>
-        </w:rPr>
-        <w:t xml:space="preserve">├── </w:t>
-      </w:r>
-      <w:r>
-        <w:rPr>
-          <w:rStyle w:val="FunctionTok"/>
-        </w:rPr>
+        <w:t xml:space="preserve">venue_id</w:t>
+      </w:r>
+      <w:r>
+        <w:t xml:space="preserve">(FK)</w:t>
+      </w:r>
+      <w:r>
+        <w:t xml:space="preserve">name</w:t>
+      </w:r>
+      <w:r>
         <w:t xml:space="preserve">floor</w:t>
       </w:r>
       <w:r>
-        <w:br/>
-      </w:r>
-      <w:r>
-        <w:rPr>
-          <w:rStyle w:val="NormalTok"/>
-        </w:rPr>
-        <w:t xml:space="preserve">├── area_sqm</w:t>
-      </w:r>
-      <w:r>
-        <w:br/>
-      </w:r>
-      <w:r>
-        <w:rPr>
-          <w:rStyle w:val="NormalTok"/>
-        </w:rPr>
-        <w:t xml:space="preserve">├── climate_controlled</w:t>
-      </w:r>
-      <w:r>
-        <w:br/>
-      </w:r>
-      <w:r>
-        <w:rPr>
-          <w:rStyle w:val="NormalTok"/>
-        </w:rPr>
-        <w:t xml:space="preserve">├── security_level</w:t>
-      </w:r>
-      <w:r>
-        <w:br/>
-      </w:r>
-      <w:r>
-        <w:rPr>
-          <w:rStyle w:val="NormalTok"/>
-        </w:rPr>
-        <w:t xml:space="preserve">└── timestamps</w:t>
-      </w:r>
-      <w:r>
-        <w:br/>
-      </w:r>
-      <w:r>
-        <w:br/>
-      </w:r>
-      <w:r>
-        <w:rPr>
-          <w:rStyle w:val="CommentTok"/>
-        </w:rPr>
-        <w:t xml:space="preserve">-- Media/documents</w:t>
-      </w:r>
-      <w:r>
-        <w:br/>
-      </w:r>
-      <w:r>
-        <w:rPr>
-          <w:rStyle w:val="NormalTok"/>
-        </w:rPr>
+        <w:t xml:space="preserve">area_sqm</w:t>
+      </w:r>
+      <w:r>
+        <w:t xml:space="preserve">climate_controlled</w:t>
+      </w:r>
+      <w:r>
+        <w:t xml:space="preserve">security_level</w:t>
+      </w:r>
+      <w:r>
+        <w:t xml:space="preserve">timestamps</w:t>
+      </w:r>
+      <w:r>
+        <w:t xml:space="preserve">Media/documents</w:t>
+      </w:r>
+      <w:r>
         <w:t xml:space="preserve">exhibition_media</w:t>
       </w:r>
       <w:r>
-        <w:br/>
-      </w:r>
-      <w:r>
-        <w:rPr>
-          <w:rStyle w:val="NormalTok"/>
-        </w:rPr>
-        <w:t xml:space="preserve">├── </w:t>
-      </w:r>
-      <w:r>
-        <w:rPr>
-          <w:rStyle w:val="KeywordTok"/>
-        </w:rPr>
         <w:t xml:space="preserve">id</w:t>
       </w:r>
       <w:r>
-        <w:br/>
-      </w:r>
-      <w:r>
-        <w:rPr>
-          <w:rStyle w:val="NormalTok"/>
-        </w:rPr>
-        <w:t xml:space="preserve">├── exhibition_id (FK)</w:t>
-      </w:r>
-      <w:r>
-        <w:br/>
-      </w:r>
-      <w:r>
-        <w:rPr>
-          <w:rStyle w:val="NormalTok"/>
-        </w:rPr>
-        <w:t xml:space="preserve">├── media_type (image</w:t>
-      </w:r>
-      <w:r>
-        <w:rPr>
-          <w:rStyle w:val="OperatorTok"/>
-        </w:rPr>
-        <w:t xml:space="preserve">/</w:t>
-      </w:r>
-      <w:r>
-        <w:rPr>
-          <w:rStyle w:val="NormalTok"/>
-        </w:rPr>
-        <w:t xml:space="preserve">document</w:t>
-      </w:r>
-      <w:r>
-        <w:rPr>
-          <w:rStyle w:val="OperatorTok"/>
-        </w:rPr>
-        <w:t xml:space="preserve">/</w:t>
-      </w:r>
-      <w:r>
-        <w:rPr>
-          <w:rStyle w:val="NormalTok"/>
-        </w:rPr>
-        <w:t xml:space="preserve">video</w:t>
-      </w:r>
-      <w:r>
-        <w:rPr>
-          <w:rStyle w:val="OperatorTok"/>
-        </w:rPr>
-        <w:t xml:space="preserve">/</w:t>
-      </w:r>
-      <w:r>
-        <w:rPr>
-          <w:rStyle w:val="NormalTok"/>
-        </w:rPr>
-        <w:t xml:space="preserve">audio)</w:t>
-      </w:r>
-      <w:r>
-        <w:br/>
-      </w:r>
-      <w:r>
-        <w:rPr>
-          <w:rStyle w:val="NormalTok"/>
-        </w:rPr>
-        <w:t xml:space="preserve">├── file_path</w:t>
-      </w:r>
-      <w:r>
-        <w:br/>
-      </w:r>
-      <w:r>
-        <w:rPr>
-          <w:rStyle w:val="NormalTok"/>
-        </w:rPr>
-        <w:t xml:space="preserve">├── title</w:t>
-      </w:r>
-      <w:r>
-        <w:br/>
-      </w:r>
-      <w:r>
-        <w:rPr>
-          <w:rStyle w:val="NormalTok"/>
-        </w:rPr>
-        <w:t xml:space="preserve">├── description</w:t>
-      </w:r>
-      <w:r>
-        <w:br/>
-      </w:r>
-      <w:r>
-        <w:rPr>
-          <w:rStyle w:val="NormalTok"/>
-        </w:rPr>
-        <w:t xml:space="preserve">├── is_public</w:t>
-      </w:r>
-      <w:r>
-        <w:br/>
-      </w:r>
-      <w:r>
-        <w:rPr>
-          <w:rStyle w:val="NormalTok"/>
-        </w:rPr>
-        <w:t xml:space="preserve">└── timestamps</w:t>
-      </w:r>
-      <w:r>
-        <w:br/>
-      </w:r>
-      <w:r>
-        <w:br/>
-      </w:r>
-      <w:r>
-        <w:rPr>
-          <w:rStyle w:val="CommentTok"/>
-        </w:rPr>
-        <w:t xml:space="preserve">-- Status change history</w:t>
-      </w:r>
-      <w:r>
-        <w:br/>
-      </w:r>
-      <w:r>
-        <w:rPr>
-          <w:rStyle w:val="NormalTok"/>
-        </w:rPr>
+        <w:t xml:space="preserve">exhibition_id</w:t>
+      </w:r>
+      <w:r>
+        <w:t xml:space="preserve">(FK)</w:t>
+      </w:r>
+      <w:r>
+        <w:t xml:space="preserve">media_type</w:t>
+      </w:r>
+      <w:r>
+        <w:t xml:space="preserve">(image/document/video/audio)</w:t>
+      </w:r>
+      <w:r>
+        <w:t xml:space="preserve">file_path</w:t>
+      </w:r>
+      <w:r>
+        <w:t xml:space="preserve">title</w:t>
+      </w:r>
+      <w:r>
+        <w:t xml:space="preserve">description</w:t>
+      </w:r>
+      <w:r>
+        <w:t xml:space="preserve">is_public</w:t>
+      </w:r>
+      <w:r>
+        <w:t xml:space="preserve">timestamps</w:t>
+      </w:r>
+      <w:r>
+        <w:t xml:space="preserve">Status</w:t>
+      </w:r>
+      <w:r>
+        <w:t xml:space="preserve">change</w:t>
+      </w:r>
+      <w:r>
+        <w:t xml:space="preserve">history</w:t>
+      </w:r>
+      <w:r>
         <w:t xml:space="preserve">exhibition_status_history</w:t>
       </w:r>
       <w:r>
-        <w:br/>
-      </w:r>
-      <w:r>
-        <w:rPr>
-          <w:rStyle w:val="NormalTok"/>
-        </w:rPr>
-        <w:t xml:space="preserve">├── </w:t>
-      </w:r>
-      <w:r>
-        <w:rPr>
-          <w:rStyle w:val="KeywordTok"/>
-        </w:rPr>
         <w:t xml:space="preserve">id</w:t>
       </w:r>
       <w:r>
-        <w:br/>
-      </w:r>
-      <w:r>
-        <w:rPr>
-          <w:rStyle w:val="NormalTok"/>
-        </w:rPr>
-        <w:t xml:space="preserve">├── exhibition_id (FK)</w:t>
-      </w:r>
-      <w:r>
-        <w:br/>
-      </w:r>
-      <w:r>
-        <w:rPr>
-          <w:rStyle w:val="NormalTok"/>
-        </w:rPr>
-        <w:t xml:space="preserve">├── from_status</w:t>
-      </w:r>
-      <w:r>
-        <w:br/>
-      </w:r>
-      <w:r>
-        <w:rPr>
-          <w:rStyle w:val="NormalTok"/>
-        </w:rPr>
-        <w:t xml:space="preserve">├── to_status</w:t>
-      </w:r>
-      <w:r>
-        <w:br/>
-      </w:r>
-      <w:r>
-        <w:rPr>
-          <w:rStyle w:val="NormalTok"/>
-        </w:rPr>
-        <w:t xml:space="preserve">├── changed_by</w:t>
-      </w:r>
-      <w:r>
-        <w:br/>
-      </w:r>
-      <w:r>
-        <w:rPr>
-          <w:rStyle w:val="NormalTok"/>
-        </w:rPr>
-        <w:t xml:space="preserve">├── change_reason</w:t>
-      </w:r>
-      <w:r>
-        <w:br/>
-      </w:r>
-      <w:r>
-        <w:rPr>
-          <w:rStyle w:val="NormalTok"/>
-        </w:rPr>
-        <w:t xml:space="preserve">└── created_at</w:t>
+        <w:t xml:space="preserve">exhibition_id</w:t>
+      </w:r>
+      <w:r>
+        <w:t xml:space="preserve">(FK)</w:t>
+      </w:r>
+      <w:r>
+        <w:t xml:space="preserve">from_status</w:t>
+      </w:r>
+      <w:r>
+        <w:t xml:space="preserve">to_status</w:t>
+      </w:r>
+      <w:r>
+        <w:t xml:space="preserve">changed_by</w:t>
+      </w:r>
+      <w:r>
+        <w:t xml:space="preserve">change_reason</w:t>
+      </w:r>
+      <w:r>
+        <w:t xml:space="preserve">created_at</w:t>
       </w:r>
     </w:p>
     <w:bookmarkEnd w:id="25"/>
@@ -3239,259 +1547,103 @@
     </w:p>
     <w:p>
       <w:pPr>
-        <w:pStyle w:val="SourceCode"/>
-      </w:pPr>
-      <w:r>
-        <w:rPr>
-          <w:rStyle w:val="CommentTok"/>
-        </w:rPr>
-        <w:t xml:space="preserve">-- Loan records (in/out)</w:t>
-      </w:r>
-      <w:r>
-        <w:br/>
-      </w:r>
-      <w:r>
-        <w:rPr>
-          <w:rStyle w:val="NormalTok"/>
-        </w:rPr>
+        <w:pStyle w:val="FirstParagraph"/>
+      </w:pPr>
+      <w:r>
+        <w:t xml:space="preserve">Loan</w:t>
+      </w:r>
+      <w:r>
+        <w:t xml:space="preserve">records</w:t>
+      </w:r>
+      <w:r>
+        <w:t xml:space="preserve">(in/out)</w:t>
+      </w:r>
+      <w:r>
         <w:t xml:space="preserve">museum_loan</w:t>
       </w:r>
       <w:r>
-        <w:br/>
-      </w:r>
-      <w:r>
-        <w:rPr>
-          <w:rStyle w:val="NormalTok"/>
-        </w:rPr>
-        <w:t xml:space="preserve">├── </w:t>
-      </w:r>
-      <w:r>
-        <w:rPr>
-          <w:rStyle w:val="KeywordTok"/>
-        </w:rPr>
         <w:t xml:space="preserve">id</w:t>
       </w:r>
       <w:r>
-        <w:br/>
-      </w:r>
-      <w:r>
-        <w:rPr>
-          <w:rStyle w:val="NormalTok"/>
-        </w:rPr>
-        <w:t xml:space="preserve">├── loan_type (</w:t>
-      </w:r>
-      <w:r>
-        <w:rPr>
-          <w:rStyle w:val="KeywordTok"/>
-        </w:rPr>
-        <w:t xml:space="preserve">in</w:t>
-      </w:r>
-      <w:r>
-        <w:rPr>
-          <w:rStyle w:val="OperatorTok"/>
-        </w:rPr>
-        <w:t xml:space="preserve">/</w:t>
-      </w:r>
-      <w:r>
-        <w:rPr>
-          <w:rStyle w:val="KeywordTok"/>
-        </w:rPr>
-        <w:t xml:space="preserve">out</w:t>
-      </w:r>
-      <w:r>
-        <w:rPr>
-          <w:rStyle w:val="NormalTok"/>
-        </w:rPr>
-        <w:t xml:space="preserve">)</w:t>
-      </w:r>
-      <w:r>
-        <w:br/>
-      </w:r>
-      <w:r>
-        <w:rPr>
-          <w:rStyle w:val="NormalTok"/>
-        </w:rPr>
-        <w:t xml:space="preserve">├── loan_number</w:t>
-      </w:r>
-      <w:r>
-        <w:br/>
-      </w:r>
-      <w:r>
-        <w:rPr>
-          <w:rStyle w:val="NormalTok"/>
-        </w:rPr>
-        <w:t xml:space="preserve">├── status (workflow state)</w:t>
-      </w:r>
-      <w:r>
-        <w:br/>
-      </w:r>
-      <w:r>
-        <w:rPr>
-          <w:rStyle w:val="NormalTok"/>
-        </w:rPr>
-        <w:t xml:space="preserve">├── borrower_lender_name</w:t>
-      </w:r>
-      <w:r>
-        <w:br/>
-      </w:r>
-      <w:r>
-        <w:rPr>
-          <w:rStyle w:val="NormalTok"/>
-        </w:rPr>
-        <w:t xml:space="preserve">├── contact_name</w:t>
-      </w:r>
-      <w:r>
-        <w:br/>
-      </w:r>
-      <w:r>
-        <w:rPr>
-          <w:rStyle w:val="NormalTok"/>
-        </w:rPr>
-        <w:t xml:space="preserve">├── contact_email</w:t>
-      </w:r>
-      <w:r>
-        <w:br/>
-      </w:r>
-      <w:r>
-        <w:rPr>
-          <w:rStyle w:val="NormalTok"/>
-        </w:rPr>
-        <w:t xml:space="preserve">├── purpose</w:t>
-      </w:r>
-      <w:r>
-        <w:br/>
-      </w:r>
-      <w:r>
-        <w:rPr>
-          <w:rStyle w:val="NormalTok"/>
-        </w:rPr>
-        <w:t xml:space="preserve">├── start_date</w:t>
-      </w:r>
-      <w:r>
-        <w:br/>
-      </w:r>
-      <w:r>
-        <w:rPr>
-          <w:rStyle w:val="NormalTok"/>
-        </w:rPr>
-        <w:t xml:space="preserve">├── end_date</w:t>
-      </w:r>
-      <w:r>
-        <w:br/>
-      </w:r>
-      <w:r>
-        <w:rPr>
-          <w:rStyle w:val="NormalTok"/>
-        </w:rPr>
-        <w:t xml:space="preserve">├── insurance_value_total</w:t>
-      </w:r>
-      <w:r>
-        <w:br/>
-      </w:r>
-      <w:r>
-        <w:rPr>
-          <w:rStyle w:val="NormalTok"/>
-        </w:rPr>
-        <w:t xml:space="preserve">├── conditions_json</w:t>
-      </w:r>
-      <w:r>
-        <w:br/>
-      </w:r>
-      <w:r>
-        <w:rPr>
-          <w:rStyle w:val="NormalTok"/>
-        </w:rPr>
-        <w:t xml:space="preserve">└── timestamps</w:t>
-      </w:r>
-      <w:r>
-        <w:br/>
-      </w:r>
-      <w:r>
-        <w:br/>
-      </w:r>
-      <w:r>
-        <w:rPr>
-          <w:rStyle w:val="CommentTok"/>
-        </w:rPr>
-        <w:t xml:space="preserve">-- Loan objects</w:t>
-      </w:r>
-      <w:r>
-        <w:br/>
-      </w:r>
-      <w:r>
-        <w:rPr>
-          <w:rStyle w:val="NormalTok"/>
-        </w:rPr>
+        <w:t xml:space="preserve">loan_type</w:t>
+      </w:r>
+      <w:r>
+        <w:t xml:space="preserve">(in/out)</w:t>
+      </w:r>
+      <w:r>
+        <w:t xml:space="preserve">loan_number</w:t>
+      </w:r>
+      <w:r>
+        <w:t xml:space="preserve">status</w:t>
+      </w:r>
+      <w:r>
+        <w:t xml:space="preserve">(workflow</w:t>
+      </w:r>
+      <w:r>
+        <w:t xml:space="preserve">state)</w:t>
+      </w:r>
+      <w:r>
+        <w:t xml:space="preserve">borrower_lender_name</w:t>
+      </w:r>
+      <w:r>
+        <w:t xml:space="preserve">contact_name</w:t>
+      </w:r>
+      <w:r>
+        <w:t xml:space="preserve">contact_email</w:t>
+      </w:r>
+      <w:r>
+        <w:t xml:space="preserve">purpose</w:t>
+      </w:r>
+      <w:r>
+        <w:t xml:space="preserve">start_date</w:t>
+      </w:r>
+      <w:r>
+        <w:t xml:space="preserve">end_date</w:t>
+      </w:r>
+      <w:r>
+        <w:t xml:space="preserve">insurance_value_total</w:t>
+      </w:r>
+      <w:r>
+        <w:t xml:space="preserve">conditions_json</w:t>
+      </w:r>
+      <w:r>
+        <w:t xml:space="preserve">timestamps</w:t>
+      </w:r>
+      <w:r>
+        <w:t xml:space="preserve">Loan</w:t>
+      </w:r>
+      <w:r>
+        <w:t xml:space="preserve">objects</w:t>
+      </w:r>
+      <w:r>
         <w:t xml:space="preserve">museum_loan_object</w:t>
       </w:r>
       <w:r>
-        <w:br/>
-      </w:r>
-      <w:r>
-        <w:rPr>
-          <w:rStyle w:val="NormalTok"/>
-        </w:rPr>
-        <w:t xml:space="preserve">├── </w:t>
-      </w:r>
-      <w:r>
-        <w:rPr>
-          <w:rStyle w:val="KeywordTok"/>
-        </w:rPr>
         <w:t xml:space="preserve">id</w:t>
       </w:r>
       <w:r>
-        <w:br/>
-      </w:r>
-      <w:r>
-        <w:rPr>
-          <w:rStyle w:val="NormalTok"/>
-        </w:rPr>
-        <w:t xml:space="preserve">├── loan_id (FK)</w:t>
-      </w:r>
-      <w:r>
-        <w:br/>
-      </w:r>
-      <w:r>
-        <w:rPr>
-          <w:rStyle w:val="NormalTok"/>
-        </w:rPr>
-        <w:t xml:space="preserve">├── museum_object_id (FK)</w:t>
-      </w:r>
-      <w:r>
-        <w:br/>
-      </w:r>
-      <w:r>
-        <w:rPr>
-          <w:rStyle w:val="NormalTok"/>
-        </w:rPr>
-        <w:t xml:space="preserve">├── insurance_value</w:t>
-      </w:r>
-      <w:r>
-        <w:br/>
-      </w:r>
-      <w:r>
-        <w:rPr>
-          <w:rStyle w:val="NormalTok"/>
-        </w:rPr>
-        <w:t xml:space="preserve">├── condition_on_loan</w:t>
-      </w:r>
-      <w:r>
-        <w:br/>
-      </w:r>
-      <w:r>
-        <w:rPr>
-          <w:rStyle w:val="NormalTok"/>
-        </w:rPr>
-        <w:t xml:space="preserve">├── condition_on_return</w:t>
-      </w:r>
-      <w:r>
-        <w:br/>
-      </w:r>
-      <w:r>
-        <w:rPr>
-          <w:rStyle w:val="NormalTok"/>
-        </w:rPr>
-        <w:t xml:space="preserve">└── timestamps</w:t>
+        <w:t xml:space="preserve">loan_id</w:t>
+      </w:r>
+      <w:r>
+        <w:t xml:space="preserve">(FK)</w:t>
+      </w:r>
+      <w:r>
+        <w:t xml:space="preserve">museum_object_id</w:t>
+      </w:r>
+      <w:r>
+        <w:t xml:space="preserve">(FK)</w:t>
+      </w:r>
+      <w:r>
+        <w:t xml:space="preserve">insurance_value</w:t>
+      </w:r>
+      <w:r>
+        <w:t xml:space="preserve">condition_on_loan</w:t>
+      </w:r>
+      <w:r>
+        <w:t xml:space="preserve">condition_on_return</w:t>
+      </w:r>
+      <w:r>
+        <w:t xml:space="preserve">timestamps</w:t>
       </w:r>
     </w:p>
     <w:bookmarkEnd w:id="26"/>
@@ -12764,7 +10916,7 @@
         <w:t xml:space="preserve">ahgSpectrumPlugin</w:t>
       </w:r>
       <w:r>
-        <w:t xml:space="preserve">: Spectrum 5.0 procedure workflows</w:t>
+        <w:t xml:space="preserve">: Collections Procedures procedure workflows</w:t>
       </w:r>
     </w:p>
     <w:p>
@@ -13778,7 +11930,7 @@
         <w:pStyle w:val="Compact"/>
       </w:pPr>
       <w:r>
-        <w:t xml:space="preserve">Spectrum 5.0 procedures</w:t>
+        <w:t xml:space="preserve">Collections Procedures</w:t>
       </w:r>
     </w:p>
     <w:p>
